--- a/Academic_Tracker_Synopsis.docx
+++ b/Academic_Tracker_Synopsis.docx
@@ -43,7 +43,7 @@
       <w:r>
         <w:rPr>
           <w:b/>
-          <w:sz w:val="24"/>
+          <w:sz w:val="26"/>
         </w:rPr>
         <w:t>MINOR PROJECT SYNOPSIS</w:t>
       </w:r>
@@ -73,6 +73,7 @@
             <w:r>
               <w:rPr>
                 <w:b/>
+                <w:sz w:val="18"/>
               </w:rPr>
               <w:t>Sl. No.</w:t>
             </w:r>
@@ -86,6 +87,7 @@
             <w:r>
               <w:rPr>
                 <w:b/>
+                <w:sz w:val="18"/>
               </w:rPr>
               <w:t>USN</w:t>
             </w:r>
@@ -99,6 +101,7 @@
             <w:r>
               <w:rPr>
                 <w:b/>
+                <w:sz w:val="18"/>
               </w:rPr>
               <w:t>NAME</w:t>
             </w:r>
@@ -112,6 +115,7 @@
             <w:r>
               <w:rPr>
                 <w:b/>
+                <w:sz w:val="18"/>
               </w:rPr>
               <w:t>Sec.</w:t>
             </w:r>
@@ -125,6 +129,7 @@
             <w:r>
               <w:rPr>
                 <w:b/>
+                <w:sz w:val="18"/>
               </w:rPr>
               <w:t>Email-Id</w:t>
             </w:r>
@@ -138,6 +143,7 @@
             <w:r>
               <w:rPr>
                 <w:b/>
+                <w:sz w:val="18"/>
               </w:rPr>
               <w:t>Phone No.</w:t>
             </w:r>
@@ -151,6 +157,7 @@
             <w:r>
               <w:rPr>
                 <w:b/>
+                <w:sz w:val="18"/>
               </w:rPr>
               <w:t>Signature</w:t>
             </w:r>
@@ -164,6 +171,9 @@
           </w:tcPr>
           <w:p>
             <w:r>
+              <w:rPr>
+                <w:sz w:val="18"/>
+              </w:rPr>
               <w:t>1</w:t>
             </w:r>
           </w:p>
@@ -174,6 +184,9 @@
           </w:tcPr>
           <w:p>
             <w:r>
+              <w:rPr>
+                <w:sz w:val="18"/>
+              </w:rPr>
               <w:t>Reg No. 1</w:t>
             </w:r>
           </w:p>
@@ -184,6 +197,9 @@
           </w:tcPr>
           <w:p>
             <w:r>
+              <w:rPr>
+                <w:sz w:val="18"/>
+              </w:rPr>
               <w:t>Akshat Prashar</w:t>
             </w:r>
           </w:p>
@@ -194,6 +210,9 @@
           </w:tcPr>
           <w:p>
             <w:r>
+              <w:rPr>
+                <w:sz w:val="18"/>
+              </w:rPr>
               <w:t>A</w:t>
             </w:r>
           </w:p>
@@ -204,7 +223,10 @@
           </w:tcPr>
           <w:p>
             <w:r>
-              <w:t>email1@bit.ac.in</w:t>
+              <w:rPr>
+                <w:sz w:val="18"/>
+              </w:rPr>
+              <w:t>akshat@bit.ac.in</w:t>
             </w:r>
           </w:p>
         </w:tc>
@@ -214,6 +236,9 @@
           </w:tcPr>
           <w:p>
             <w:r>
+              <w:rPr>
+                <w:sz w:val="18"/>
+              </w:rPr>
               <w:t>9xxxxxxxxx</w:t>
             </w:r>
           </w:p>
@@ -223,7 +248,11 @@
             <w:tcW w:type="dxa" w:w="1337"/>
           </w:tcPr>
           <w:p>
-            <w:r/>
+            <w:r>
+              <w:rPr>
+                <w:sz w:val="18"/>
+              </w:rPr>
+            </w:r>
           </w:p>
         </w:tc>
       </w:tr>
@@ -234,6 +263,9 @@
           </w:tcPr>
           <w:p>
             <w:r>
+              <w:rPr>
+                <w:sz w:val="18"/>
+              </w:rPr>
               <w:t>2</w:t>
             </w:r>
           </w:p>
@@ -244,6 +276,9 @@
           </w:tcPr>
           <w:p>
             <w:r>
+              <w:rPr>
+                <w:sz w:val="18"/>
+              </w:rPr>
               <w:t>Reg No. 2</w:t>
             </w:r>
           </w:p>
@@ -254,6 +289,9 @@
           </w:tcPr>
           <w:p>
             <w:r>
+              <w:rPr>
+                <w:sz w:val="18"/>
+              </w:rPr>
               <w:t>Chandan V</w:t>
             </w:r>
           </w:p>
@@ -264,6 +302,9 @@
           </w:tcPr>
           <w:p>
             <w:r>
+              <w:rPr>
+                <w:sz w:val="18"/>
+              </w:rPr>
               <w:t>A</w:t>
             </w:r>
           </w:p>
@@ -274,7 +315,10 @@
           </w:tcPr>
           <w:p>
             <w:r>
-              <w:t>email2@bit.ac.in</w:t>
+              <w:rPr>
+                <w:sz w:val="18"/>
+              </w:rPr>
+              <w:t>chandan@bit.ac.in</w:t>
             </w:r>
           </w:p>
         </w:tc>
@@ -284,6 +328,9 @@
           </w:tcPr>
           <w:p>
             <w:r>
+              <w:rPr>
+                <w:sz w:val="18"/>
+              </w:rPr>
               <w:t>9xxxxxxxxx</w:t>
             </w:r>
           </w:p>
@@ -293,7 +340,11 @@
             <w:tcW w:type="dxa" w:w="1337"/>
           </w:tcPr>
           <w:p>
-            <w:r/>
+            <w:r>
+              <w:rPr>
+                <w:sz w:val="18"/>
+              </w:rPr>
+            </w:r>
           </w:p>
         </w:tc>
       </w:tr>
@@ -304,6 +355,9 @@
           </w:tcPr>
           <w:p>
             <w:r>
+              <w:rPr>
+                <w:sz w:val="18"/>
+              </w:rPr>
               <w:t>3</w:t>
             </w:r>
           </w:p>
@@ -314,6 +368,9 @@
           </w:tcPr>
           <w:p>
             <w:r>
+              <w:rPr>
+                <w:sz w:val="18"/>
+              </w:rPr>
               <w:t>Reg No. 3</w:t>
             </w:r>
           </w:p>
@@ -324,6 +381,9 @@
           </w:tcPr>
           <w:p>
             <w:r>
+              <w:rPr>
+                <w:sz w:val="18"/>
+              </w:rPr>
               <w:t>Dinesh Balwan</w:t>
             </w:r>
           </w:p>
@@ -334,6 +394,9 @@
           </w:tcPr>
           <w:p>
             <w:r>
+              <w:rPr>
+                <w:sz w:val="18"/>
+              </w:rPr>
               <w:t>A</w:t>
             </w:r>
           </w:p>
@@ -344,7 +407,10 @@
           </w:tcPr>
           <w:p>
             <w:r>
-              <w:t>email3@bit.ac.in</w:t>
+              <w:rPr>
+                <w:sz w:val="18"/>
+              </w:rPr>
+              <w:t>dinesh@bit.ac.in</w:t>
             </w:r>
           </w:p>
         </w:tc>
@@ -354,6 +420,9 @@
           </w:tcPr>
           <w:p>
             <w:r>
+              <w:rPr>
+                <w:sz w:val="18"/>
+              </w:rPr>
               <w:t>9xxxxxxxxx</w:t>
             </w:r>
           </w:p>
@@ -363,7 +432,11 @@
             <w:tcW w:type="dxa" w:w="1337"/>
           </w:tcPr>
           <w:p>
-            <w:r/>
+            <w:r>
+              <w:rPr>
+                <w:sz w:val="18"/>
+              </w:rPr>
+            </w:r>
           </w:p>
         </w:tc>
       </w:tr>
@@ -374,6 +447,9 @@
           </w:tcPr>
           <w:p>
             <w:r>
+              <w:rPr>
+                <w:sz w:val="18"/>
+              </w:rPr>
               <w:t>4</w:t>
             </w:r>
           </w:p>
@@ -384,6 +460,9 @@
           </w:tcPr>
           <w:p>
             <w:r>
+              <w:rPr>
+                <w:sz w:val="18"/>
+              </w:rPr>
               <w:t>Reg No. 4</w:t>
             </w:r>
           </w:p>
@@ -394,6 +473,9 @@
           </w:tcPr>
           <w:p>
             <w:r>
+              <w:rPr>
+                <w:sz w:val="18"/>
+              </w:rPr>
               <w:t>Harsh Tewari</w:t>
             </w:r>
           </w:p>
@@ -404,6 +486,9 @@
           </w:tcPr>
           <w:p>
             <w:r>
+              <w:rPr>
+                <w:sz w:val="18"/>
+              </w:rPr>
               <w:t>A</w:t>
             </w:r>
           </w:p>
@@ -414,7 +499,10 @@
           </w:tcPr>
           <w:p>
             <w:r>
-              <w:t>email4@bit.ac.in</w:t>
+              <w:rPr>
+                <w:sz w:val="18"/>
+              </w:rPr>
+              <w:t>harsh@bit.ac.in</w:t>
             </w:r>
           </w:p>
         </w:tc>
@@ -424,6 +512,9 @@
           </w:tcPr>
           <w:p>
             <w:r>
+              <w:rPr>
+                <w:sz w:val="18"/>
+              </w:rPr>
               <w:t>9xxxxxxxxx</w:t>
             </w:r>
           </w:p>
@@ -433,7 +524,11 @@
             <w:tcW w:type="dxa" w:w="1337"/>
           </w:tcPr>
           <w:p>
-            <w:r/>
+            <w:r>
+              <w:rPr>
+                <w:sz w:val="18"/>
+              </w:rPr>
+            </w:r>
           </w:p>
         </w:tc>
       </w:tr>
@@ -458,6 +553,7 @@
             <w:r>
               <w:rPr>
                 <w:b/>
+                <w:sz w:val="20"/>
               </w:rPr>
               <w:t>Project Title</w:t>
             </w:r>
@@ -469,6 +565,9 @@
           </w:tcPr>
           <w:p>
             <w:r>
+              <w:rPr>
+                <w:sz w:val="20"/>
+              </w:rPr>
               <w:t>Academic Tracker: A Role-Based Learning Progression Platform</w:t>
             </w:r>
           </w:p>
@@ -483,6 +582,7 @@
             <w:r>
               <w:rPr>
                 <w:b/>
+                <w:sz w:val="20"/>
               </w:rPr>
               <w:t>Project Domain</w:t>
             </w:r>
@@ -494,6 +594,9 @@
           </w:tcPr>
           <w:p>
             <w:r>
+              <w:rPr>
+                <w:sz w:val="20"/>
+              </w:rPr>
               <w:t>Web Development, Educational Technology, Data Analytics</w:t>
             </w:r>
           </w:p>
@@ -508,6 +611,7 @@
             <w:r>
               <w:rPr>
                 <w:b/>
+                <w:sz w:val="20"/>
               </w:rPr>
               <w:t>Guide Name</w:t>
             </w:r>
@@ -519,12 +623,16 @@
           </w:tcPr>
           <w:p>
             <w:r>
+              <w:rPr>
+                <w:sz w:val="20"/>
+              </w:rPr>
               <w:t>Dr. [Guide Name]</w:t>
             </w:r>
           </w:p>
         </w:tc>
       </w:tr>
     </w:tbl>
+    <w:p/>
     <w:p/>
     <w:p>
       <w:pPr>
@@ -555,6 +663,9 @@
           </w:tcPr>
           <w:p>
             <w:r>
+              <w:rPr>
+                <w:sz w:val="18"/>
+              </w:rPr>
               <w:t>Date of Submission</w:t>
             </w:r>
           </w:p>
@@ -573,6 +684,9 @@
           </w:tcPr>
           <w:p>
             <w:r>
+              <w:rPr>
+                <w:sz w:val="18"/>
+              </w:rPr>
               <w:t>Verified by (HOD)</w:t>
             </w:r>
           </w:p>
@@ -591,6 +705,9 @@
           </w:tcPr>
           <w:p>
             <w:r>
+              <w:rPr>
+                <w:sz w:val="18"/>
+              </w:rPr>
               <w:t>Remarks</w:t>
             </w:r>
           </w:p>
@@ -615,14 +732,23 @@
       <w:r>
         <w:rPr>
           <w:b/>
-          <w:sz w:val="24"/>
+          <w:sz w:val="26"/>
         </w:rPr>
         <w:t>1. ABSTRACT</w:t>
       </w:r>
     </w:p>
     <w:p>
       <w:r>
-        <w:t>Self-directed learning today fails not from a shortage of material but from a shortage of structure and accountability. This project proposes a role-based, institution-scoped learning progression platform in which teachers author courses as ordered stages and sub-stages, each linked to curated documentation and video resources and closed by a short self-assessment quiz. Students follow a published course while the system records verified progress, and sustained effort is encouraged through streak-based engagement scoring. Teachers receive cohort analytics that identify exactly where learners stall, and administrators provision every account, keeping the deployment closed to a single institution. The system is delivered as a web application.</w:t>
+        <w:rPr>
+          <w:sz w:val="22"/>
+        </w:rPr>
+        <w:t>Self-directed learning today fails not from a shortage of material but from a shortage of structure and accountability. This project proposes a role-based, institution-scoped learning progression platform in which teachers author courses as ordered stages and sub-stages, each linked to curated documentation and video resources and closed by a short self-assessment quiz.</w:t>
+        <w:br/>
+        <w:br/>
+        <w:t>Students follow a published course while the system records verified progress, and sustained effort is encouraged through streak-based engagement scoring. Teachers receive cohort analytics that identify exactly where learners stall, and administrators provision every account, keeping the deployment closed to a single institution. The system is delivered as a web application.</w:t>
+        <w:br/>
+        <w:br/>
+        <w:t>The platform addresses the fundamental gap in self-directed learning by providing structure, verification, and accountability mechanisms. Unlike existing solutions that either focus on administrative workflows or operate as closed catalogues, this system enables teachers to author tailored learning paths while maintaining visibility into how their students progress through those paths. The combination of structured progression, verified assessments, and actionable analytics creates a comprehensive solution for improving completion rates and learning outcomes in institutional contexts.</w:t>
       </w:r>
     </w:p>
     <w:p>
@@ -637,20 +763,23 @@
       <w:r>
         <w:rPr>
           <w:b/>
-          <w:sz w:val="24"/>
+          <w:sz w:val="26"/>
         </w:rPr>
         <w:t>2. INTRODUCTION</w:t>
       </w:r>
     </w:p>
     <w:p>
       <w:r>
-        <w:t>The volume of high-quality technical learning material available at no cost has never been greater. Documentation, lecture recordings, tutorial series and reference texts covering subjects such as data structures, operating systems and web development are freely accessible to any student with an internet connection. Despite this abundance, a large proportion of learners who begin studying a subject independently do not finish it. Analysis of a large sample of open online courses reports a median completion rate of only 12.6 percent.</w:t>
+        <w:rPr>
+          <w:sz w:val="22"/>
+        </w:rPr>
+        <w:t>The volume of high-quality technical learning material available at no cost has never been greater. Documentation, lecture recordings, tutorial series and reference texts covering subjects such as data structures, operating systems and web development are freely accessible to any student with an internet connection. Despite this abundance, a large proportion of learners who begin studying a subject independently do not finish it. Analysis of a large sample of open online courses reports a median completion rate of only 12.6 percent, ranging from 0.7 percent to 52.1 percent across courses. The limiting factor is therefore not the availability of content but the absence of a defined sequence, a reliable sense of position within that sequence, and any external accountability for continuing.</w:t>
         <w:br/>
         <w:br/>
-        <w:t>Existing platforms address only parts of this gap. Institutional learning management systems track compliance rather than the progression of understanding. General-purpose note and bookmark applications impose no ordering or verification that material has been engaged with. Large open course platforms operate as closed catalogues; a teacher cannot compose a sequence tailored to a particular class.</w:t>
+        <w:t>Existing platforms address only parts of this gap. Institutional learning management systems are built primarily around administrative workflows — distributing assignments, collecting submissions and recording marks — and consequently track compliance rather than the progression of understanding. General-purpose note and bookmark applications preserve links but impose no ordering, no prerequisite relationships and no verification that material has actually been engaged with. Large open course platforms provide well-structured content but operate as closed catalogues; a teacher cannot compose a sequence tailored to a particular class, nor observe how that specific cohort is moving through it. In every case, the person best placed to design a learning path for a group of students — their own teacher — has no tool that turns that path into something a student can follow and a teacher can observe.</w:t>
         <w:br/>
         <w:br/>
-        <w:t>This project proposes a web-based learning progression platform that closes this gap. Teachers author a course as an ordered set of stages, each divided into sub-stages that point to curated external resources and conclude with a short self-assessment quiz. Students follow published courses at their own pace while the system maintains a verified record of their progression.</w:t>
+        <w:t>This project proposes a web-based learning progression platform that closes this gap. Teachers author a course as an ordered set of stages, each divided into sub-stages that point to curated external resources and conclude with a short self-assessment quiz. Students follow published courses at their own pace while the system maintains a verified record of their progression. Teachers are provided with cohort-level analytics that surface the specific points at which learners are stalling, and all accounts are issued by an administrator, restricting the deployment to a single verified institution.</w:t>
       </w:r>
     </w:p>
     <w:p>
@@ -665,14 +794,105 @@
       <w:r>
         <w:rPr>
           <w:b/>
-          <w:sz w:val="24"/>
+          <w:sz w:val="26"/>
         </w:rPr>
         <w:t>3. PROBLEM STATEMENT</w:t>
       </w:r>
     </w:p>
     <w:p>
       <w:r>
+        <w:rPr>
+          <w:sz w:val="22"/>
+        </w:rPr>
         <w:t>To design and develop a role-based web platform that allows teachers to author structured, stage-wise self-learning courses from curated resources, enables students to follow those courses with verified progress tracking and self-assessment checkpoints, and provides teachers with cohort-level analytics identifying where learners are stalling.</w:t>
+      </w:r>
+    </w:p>
+    <w:p/>
+    <w:p>
+      <w:pPr>
+        <w:jc w:val="center"/>
+      </w:pPr>
+      <w:r>
+        <w:rPr>
+          <w:b/>
+          <w:sz w:val="26"/>
+        </w:rPr>
+        <w:t>4. OBJECTIVES</w:t>
+      </w:r>
+    </w:p>
+    <w:p>
+      <w:r>
+        <w:rPr>
+          <w:b/>
+          <w:sz w:val="20"/>
+        </w:rPr>
+        <w:t xml:space="preserve">• Role-Based Institutional Access Control: </w:t>
+      </w:r>
+      <w:r>
+        <w:rPr>
+          <w:sz w:val="20"/>
+        </w:rPr>
+        <w:t>Implement three distinct roles — student, teacher and administrator — with strictly separated capabilities. All accounts are provisioned by the administrator rather than through public registration, ensuring that a deployment remains scoped to a single verified institution and that teaching and enrolment privileges cannot be self-assigned.</w:t>
+      </w:r>
+    </w:p>
+    <w:p>
+      <w:r>
+        <w:rPr>
+          <w:b/>
+          <w:sz w:val="20"/>
+        </w:rPr>
+        <w:t xml:space="preserve">• Structured Course Authoring: </w:t>
+      </w:r>
+      <w:r>
+        <w:rPr>
+          <w:sz w:val="20"/>
+        </w:rPr>
+        <w:t>Enable teachers to compose a course as an ordered hierarchy of stages and sub-stages, attaching curated external resources such as documentation pages and video lectures to each sub-stage. Authoring supports drafting, publishing and subsequent revision of a course.</w:t>
+      </w:r>
+    </w:p>
+    <w:p>
+      <w:r>
+        <w:rPr>
+          <w:b/>
+          <w:sz w:val="20"/>
+        </w:rPr>
+        <w:t xml:space="preserve">• Verified Progress Tracking: </w:t>
+      </w:r>
+      <w:r>
+        <w:rPr>
+          <w:sz w:val="20"/>
+        </w:rPr>
+        <w:t>Maintain a persistent, per-student record of position within a course at sub-stage granularity. A sub-stage is marked complete only when its associated self-assessment has been attempted, so that recorded progress reflects genuine engagement.</w:t>
+      </w:r>
+    </w:p>
+    <w:p>
+      <w:r>
+        <w:rPr>
+          <w:b/>
+          <w:sz w:val="20"/>
+        </w:rPr>
+        <w:t xml:space="preserve">• Retrieval-Based Self-Assessment: </w:t>
+      </w:r>
+      <w:r>
+        <w:rPr>
+          <w:sz w:val="20"/>
+        </w:rPr>
+        <w:t>Provide a short teacher-authored objective quiz at the close of each stage, presented as a knowledge checkpoint rather than a barrier. Attempting the quiz is required to advance, but the score obtained is not.</w:t>
+      </w:r>
+    </w:p>
+    <w:p>
+      <w:r>
+        <w:rPr>
+          <w:b/>
+          <w:sz w:val="20"/>
+        </w:rPr>
+        <w:t xml:space="preserve">• Instructor-Facing Learning Analytics: </w:t>
+      </w:r>
+      <w:r>
+        <w:rPr>
+          <w:sz w:val="20"/>
+        </w:rPr>
+        <w:t>Aggregate individual progress and assessment data into a cohort view for the authoring teacher, reporting distribution of learners across stages and the specific sub-stages at which the largest proportion of students stall or abandon the course.</w:t>
       </w:r>
     </w:p>
     <w:p>
@@ -687,86 +907,65 @@
       <w:r>
         <w:rPr>
           <w:b/>
-          <w:sz w:val="24"/>
+          <w:sz w:val="26"/>
         </w:rPr>
-        <w:t>4. OBJECTIVES</w:t>
+        <w:t>4. OBJECTIVES (continued)</w:t>
       </w:r>
     </w:p>
     <w:p>
       <w:r>
         <w:rPr>
           <w:b/>
+          <w:sz w:val="20"/>
         </w:rPr>
-        <w:t xml:space="preserve">• Role-Based Institutional Access Control: </w:t>
+        <w:t xml:space="preserve">• Sustained Engagement Mechanisms: </w:t>
       </w:r>
       <w:r>
-        <w:t>Implement three distinct roles — student, teacher and administrator — with strictly separated capabilities. All accounts are provisioned by the administrator rather than through public registration.</w:t>
+        <w:rPr>
+          <w:sz w:val="20"/>
+        </w:rPr>
+        <w:t>Encourage continued participation through consistency-oriented metrics such as activity streaks and course-scoped leaderboards, deliberately weighted towards regularity of study rather than raw speed of completion, so that the mechanism rewards sustained effort instead of superficial progression.</w:t>
       </w:r>
     </w:p>
     <w:p>
       <w:r>
         <w:rPr>
           <w:b/>
+          <w:sz w:val="20"/>
         </w:rPr>
-        <w:t xml:space="preserve">• Structured Course Authoring: </w:t>
+        <w:t xml:space="preserve">• Resource Integrity Maintenance: </w:t>
       </w:r>
       <w:r>
-        <w:t>Enable teachers to compose a course as an ordered hierarchy of stages and sub-stages, attaching curated external resources to each sub-stage.</w:t>
+        <w:rPr>
+          <w:sz w:val="20"/>
+        </w:rPr>
+        <w:t>Periodically verify the reachability of every external resource referenced by a published course and flag unreachable links to the authoring teacher, preventing the gradual decay of curated material that undermines the long-term usefulness of link-based learning paths.</w:t>
+      </w:r>
+    </w:p>
+    <w:p/>
+    <w:p>
+      <w:pPr>
+        <w:jc w:val="center"/>
+      </w:pPr>
+      <w:r>
+        <w:rPr>
+          <w:b/>
+          <w:sz w:val="26"/>
+        </w:rPr>
+        <w:t>5. BLOCK DIAGRAM / ARCHITECTURE</w:t>
+      </w:r>
+    </w:p>
+    <w:p>
+      <w:r>
+        <w:t>[Insert architecture_diagram.png here]</w:t>
       </w:r>
     </w:p>
     <w:p>
       <w:r>
         <w:rPr>
-          <w:b/>
+          <w:sz w:val="22"/>
         </w:rPr>
-        <w:t xml:space="preserve">• Verified Progress Tracking: </w:t>
-      </w:r>
-      <w:r>
-        <w:t>Maintain a persistent, per-student record of position within a course. A sub-stage is marked complete only when its associated self-assessment has been attempted.</w:t>
-      </w:r>
-    </w:p>
-    <w:p>
-      <w:r>
-        <w:rPr>
-          <w:b/>
-        </w:rPr>
-        <w:t xml:space="preserve">• Retrieval-Based Self-Assessment: </w:t>
-      </w:r>
-      <w:r>
-        <w:t>Provide a short teacher-authored objective quiz at the close of each stage as a knowledge checkpoint rather than a barrier.</w:t>
-      </w:r>
-    </w:p>
-    <w:p>
-      <w:r>
-        <w:rPr>
-          <w:b/>
-        </w:rPr>
-        <w:t xml:space="preserve">• Instructor-Facing Learning Analytics: </w:t>
-      </w:r>
-      <w:r>
-        <w:t>Aggregate individual progress data into a cohort view, reporting distribution of learners across stages and bottleneck points.</w:t>
-      </w:r>
-    </w:p>
-    <w:p>
-      <w:r>
-        <w:rPr>
-          <w:b/>
-        </w:rPr>
-        <w:t xml:space="preserve">• Sustained Engagement Mechanisms: </w:t>
-      </w:r>
-      <w:r>
-        <w:t>Encourage continued participation through consistency-oriented metrics such as activity streaks and course-scoped leaderboards.</w:t>
-      </w:r>
-    </w:p>
-    <w:p>
-      <w:r>
-        <w:rPr>
-          <w:b/>
-        </w:rPr>
-        <w:t xml:space="preserve">• Resource Integrity Maintenance: </w:t>
-      </w:r>
-      <w:r>
-        <w:t>Periodically verify the reachability of every external resource referenced by a published course.</w:t>
+        <w:t>The system follows a layered architecture in which each layer depends only on the layer directly beneath it. The presentation layer exposes three role-specific interfaces rendered from a single client application. The API and security layer terminates every incoming request, establishes the identity and role of the caller, and enforces the access scope permitted to that role before any business logic executes. The application service layer contains the independent services that constitute the system's functionality. The data access layer isolates these services from the storage engine by mapping domain entities to relational structures and guaranteeing transactional consistency. The data persistence layer holds the relational schema. A separate scheduled job layer operates on a time trigger rather than on user requests, performing background maintenance and aggregation independently of the request path. External dependencies fall outside the system boundary and are accessed through well-defined interfaces.</w:t>
       </w:r>
     </w:p>
     <w:p>
@@ -781,19 +980,81 @@
       <w:r>
         <w:rPr>
           <w:b/>
-          <w:sz w:val="24"/>
+          <w:sz w:val="26"/>
         </w:rPr>
-        <w:t>5. BLOCK DIAGRAM / ARCHITECTURE</w:t>
+        <w:t>6. MODULES / COMPONENTS DESCRIPTION</w:t>
       </w:r>
     </w:p>
     <w:p>
       <w:r>
-        <w:t>[Insert architecture_diagram.png here]</w:t>
+        <w:rPr>
+          <w:b/>
+          <w:sz w:val="22"/>
+        </w:rPr>
+        <w:t>1. Identity, Role and Provisioning Module</w:t>
+      </w:r>
+    </w:p>
+    <w:p>
+      <w:pPr/>
+      <w:r>
+        <w:rPr>
+          <w:sz w:val="20"/>
+        </w:rPr>
+        <w:t>This module governs who may enter the system and what each entrant is permitted to do. Since the platform is intended for deployment within a single institution, it deliberately omits public self-registration; instead, the administrator creates teacher and student accounts, which are then activated by the account holder. The module issues and verifies signed session tokens on each request, resolves the caller's role, and enforces the capability boundaries between the three roles.</w:t>
       </w:r>
     </w:p>
     <w:p>
       <w:r>
-        <w:t>The system follows a layered architecture in which each layer depends only on the layer directly beneath it. The presentation layer exposes three role-specific interfaces rendered from a single client application. The API and security layer terminates every incoming request and enforces access scope. The application service layer contains independent services that constitute the system's functionality. The data access layer isolates these services from the storage engine. The data persistence layer holds the relational schema. A separate scheduled job layer operates on a time trigger, performing background maintenance independently of the request path.</w:t>
+        <w:rPr>
+          <w:b/>
+          <w:sz w:val="22"/>
+        </w:rPr>
+        <w:t>2. Course Authoring and Versioning Module</w:t>
+      </w:r>
+    </w:p>
+    <w:p>
+      <w:pPr/>
+      <w:r>
+        <w:rPr>
+          <w:sz w:val="20"/>
+        </w:rPr>
+        <w:t>This module provides teachers with the facilities to construct a course as an ordered hierarchy. A course is divided into stages, each stage into sub-stages, and each sub-stage carries one or more curated external resources together with a short descriptive note. Courses exist first in a draft state visible only to the author, and become available to students on publication.</w:t>
+      </w:r>
+    </w:p>
+    <w:p>
+      <w:r>
+        <w:rPr>
+          <w:b/>
+          <w:sz w:val="22"/>
+        </w:rPr>
+        <w:t>3. Progress Tracking Module</w:t>
+      </w:r>
+    </w:p>
+    <w:p>
+      <w:pPr/>
+      <w:r>
+        <w:rPr>
+          <w:sz w:val="20"/>
+        </w:rPr>
+        <w:t>This module maintains the authoritative record of each learner's position within every course they are following. Progress is stored at sub-stage granularity, capturing the state of each unit, the time at which it was opened and the time at which it was completed. Completion of a stage is recognised only once its closing self-assessment has been attempted.</w:t>
+      </w:r>
+    </w:p>
+    <w:p>
+      <w:r>
+        <w:rPr>
+          <w:b/>
+          <w:sz w:val="22"/>
+        </w:rPr>
+        <w:t>4. Assessment Module</w:t>
+      </w:r>
+    </w:p>
+    <w:p>
+      <w:pPr/>
+      <w:r>
+        <w:rPr>
+          <w:sz w:val="20"/>
+        </w:rPr>
+        <w:t>This module manages the objective self-assessment attached to the end of each stage. Teachers author questions, options and the correct response through the teacher console, and the module evaluates a student's submission automatically on completion. Every attempt is persisted with its per-question outcome.</w:t>
       </w:r>
     </w:p>
     <w:p>
@@ -808,100 +1069,92 @@
       <w:r>
         <w:rPr>
           <w:b/>
-          <w:sz w:val="24"/>
+          <w:sz w:val="26"/>
         </w:rPr>
-        <w:t>6. MODULES / COMPONENTS DESCRIPTION</w:t>
+        <w:t>6. MODULES / COMPONENTS DESCRIPTION (continued)</w:t>
       </w:r>
     </w:p>
     <w:p>
       <w:r>
         <w:rPr>
           <w:b/>
+          <w:sz w:val="22"/>
         </w:rPr>
-        <w:t>1. Identity, Role and Provisioning Module</w:t>
+        <w:t>5. Learning Analytics Module</w:t>
       </w:r>
     </w:p>
     <w:p>
+      <w:pPr/>
       <w:r>
-        <w:t>This module governs who may enter the system and what each entrant is permitted to do. The administrator creates teacher and student accounts, which are then activated by the account holder. The module issues and verifies signed session tokens on each request.</w:t>
+        <w:rPr>
+          <w:sz w:val="20"/>
+        </w:rPr>
+        <w:t>This module transforms the raw progress and assessment records of a cohort into an interpretable view for the authoring teacher. It reports the distribution of enrolled students across the stages of a course, the median and outlier time spent on each sub-stage, and the rate at which questions within each assessment are answered incorrectly. From these measures it identifies bottleneck points.</w:t>
       </w:r>
     </w:p>
     <w:p>
       <w:r>
         <w:rPr>
           <w:b/>
+          <w:sz w:val="22"/>
         </w:rPr>
-        <w:t>2. Course Authoring and Versioning Module</w:t>
+        <w:t>6. Engagement and Leaderboard Module</w:t>
       </w:r>
     </w:p>
     <w:p>
+      <w:pPr/>
       <w:r>
-        <w:t>This module provides teachers with facilities to construct a course as an ordered hierarchy. A course is divided into stages, each stage into sub-stages, and each sub-stage carries curated external resources.</w:t>
+        <w:rPr>
+          <w:sz w:val="20"/>
+        </w:rPr>
+        <w:t>This module computes and exposes the metrics intended to sustain learner motivation over the duration of a course. It maintains a per-student activity streak reflecting consecutive days of meaningful progress, derives a consistency score weighted towards regularity rather than volume, and publishes a leaderboard scoped to a single course.</w:t>
       </w:r>
     </w:p>
     <w:p>
       <w:r>
         <w:rPr>
           <w:b/>
+          <w:sz w:val="22"/>
         </w:rPr>
-        <w:t>3. Progress Tracking Module</w:t>
+        <w:t>7. Resource Integrity and Notification Module</w:t>
       </w:r>
     </w:p>
     <w:p>
+      <w:pPr/>
       <w:r>
-        <w:t>This module maintains the authoritative record of each learner's position within every course they are following. Progress is stored at sub-stage granularity.</w:t>
+        <w:rPr>
+          <w:sz w:val="20"/>
+        </w:rPr>
+        <w:t>This module executes the platform's time-triggered background work. It periodically issues reachability checks against every external resource referenced by a published course and flags those that no longer respond, alerting the authoring teacher. The same scheduler recomputes engagement metrics and aggregated analytics outside the request path.</w:t>
+      </w:r>
+    </w:p>
+    <w:p/>
+    <w:p>
+      <w:pPr>
+        <w:jc w:val="center"/>
+      </w:pPr>
+      <w:r>
+        <w:rPr>
+          <w:b/>
+          <w:sz w:val="26"/>
+        </w:rPr>
+        <w:t>7. EXPECTED OUTCOME</w:t>
       </w:r>
     </w:p>
     <w:p>
       <w:r>
         <w:rPr>
-          <w:b/>
+          <w:sz w:val="20"/>
         </w:rPr>
-        <w:t>4. Assessment Module</w:t>
-      </w:r>
-    </w:p>
-    <w:p>
-      <w:r>
-        <w:t>This module manages the objective self-assessment attached to the end of each stage. Teachers author questions through the teacher console, and the module evaluates submissions automatically.</w:t>
+        <w:t>• A deployable multi-role web application supporting three distinct roles, in which a teacher can author and publish a complete structured course and a student can follow it end to end with progress persisted across sessions and devices.</w:t>
       </w:r>
     </w:p>
     <w:p>
       <w:r>
         <w:rPr>
-          <w:b/>
+          <w:sz w:val="20"/>
         </w:rPr>
-        <w:t>5. Learning Analytics Module</w:t>
-      </w:r>
-    </w:p>
-    <w:p>
-      <w:r>
-        <w:t>This module transforms raw progress and assessment records into an interpretable view for the authoring teacher, identifying bottleneck points.</w:t>
-      </w:r>
-    </w:p>
-    <w:p>
-      <w:r>
-        <w:rPr>
-          <w:b/>
-        </w:rPr>
-        <w:t>6. Engagement and Leaderboard Module</w:t>
-      </w:r>
-    </w:p>
-    <w:p>
-      <w:r>
-        <w:t>This module maintains a per-student activity streak, derives a consistency score, and publishes a leaderboard scoped to a single course.</w:t>
-      </w:r>
-    </w:p>
-    <w:p>
-      <w:r>
-        <w:rPr>
-          <w:b/>
-        </w:rPr>
-        <w:t>7. Resource Integrity and Notification Module</w:t>
-      </w:r>
-    </w:p>
-    <w:p>
-      <w:r>
-        <w:t>This module periodically issues reachability checks against every external resource and flags those that no longer respond.</w:t>
+        <w:t>• Verified rather than self-declared progress records, where advancement is tied to an attempted assessment, producing a record of learner position that is meaningfully more reliable than a manually maintained checklist.</w:t>
       </w:r>
     </w:p>
     <w:p>
@@ -916,46 +1169,44 @@
       <w:r>
         <w:rPr>
           <w:b/>
-          <w:sz w:val="24"/>
+          <w:sz w:val="26"/>
         </w:rPr>
-        <w:t>7. EXPECTED OUTCOME</w:t>
+        <w:t>7. EXPECTED OUTCOME (continued)</w:t>
       </w:r>
     </w:p>
     <w:p>
       <w:r>
-        <w:t>• A deployable multi-role web application supporting three distinct roles, in which a teacher can author and publish a complete structured course.</w:t>
+        <w:rPr>
+          <w:sz w:val="20"/>
+        </w:rPr>
+        <w:t>• Actionable cohort insight for teachers, identifying the specific sub-stages at which a class is stalling, allowing instructional intervention to be directed at concrete points of difficulty.</w:t>
       </w:r>
     </w:p>
     <w:p>
       <w:r>
-        <w:t>• Verified rather than self-declared progress records, where advancement is tied to an attempted assessment.</w:t>
+        <w:rPr>
+          <w:sz w:val="20"/>
+        </w:rPr>
+        <w:t>• Measurable improvement in course continuation, demonstrating that structured progression combined with checkpoint assessment and engagement feedback sustains participation further into a course.</w:t>
       </w:r>
     </w:p>
     <w:p>
       <w:r>
-        <w:t>• Actionable cohort insight for teachers, identifying the specific sub-stages at which a class is stalling.</w:t>
+        <w:rPr>
+          <w:sz w:val="20"/>
+        </w:rPr>
+        <w:t>• A reusable, subject-independent course model verified by populating the platform with courses in distinct domains such as data structures, operating systems and web development.</w:t>
       </w:r>
     </w:p>
     <w:p>
       <w:r>
-        <w:t>• Measurable improvement in course continuation over a trial cohort within the institution.</w:t>
+        <w:rPr>
+          <w:sz w:val="20"/>
+        </w:rPr>
+        <w:t>• A foundation for institutional deployment, establishing a practical basis for adoption by a school or college as a self-contained instance.</w:t>
       </w:r>
     </w:p>
-    <w:p>
-      <w:r>
-        <w:t>• A reusable, subject-independent course model verified by populating the platform with courses in distinct domains.</w:t>
-      </w:r>
-    </w:p>
-    <w:p>
-      <w:r>
-        <w:t>• A foundation for institutional deployment with an administrator-provisioned, institution-scoped design.</w:t>
-      </w:r>
-    </w:p>
-    <w:p>
-      <w:r>
-        <w:br w:type="page"/>
-      </w:r>
-    </w:p>
+    <w:p/>
     <w:p>
       <w:pPr>
         <w:jc w:val="center"/>
@@ -963,57 +1214,57 @@
       <w:r>
         <w:rPr>
           <w:b/>
-          <w:sz w:val="24"/>
+          <w:sz w:val="26"/>
         </w:rPr>
         <w:t>8. REFERENCES</w:t>
       </w:r>
     </w:p>
     <w:p>
-      <w:pPr>
-        <w:pStyle w:val="ListBullet"/>
-      </w:pPr>
       <w:r>
-        <w:t>[1] K. Jordan, "Massive open online course completion rates revisited: Assessment, length and attrition," Int. Rev. Res. Open Distrib. Learn., vol. 16, no. 3, pp. 341–358, Jun. 2015.</w:t>
+        <w:rPr>
+          <w:sz w:val="20"/>
+        </w:rPr>
+        <w:t>[1] K. Jordan, "Massive open online course completion rates revisited: Assessment, length and attrition," Int. Rev. Res. Open Distrib. Learn., vol. 16, no. 3, pp. 341–358, Jun. 2015, doi: 10.19173/irrodl.v16i3.2112.</w:t>
       </w:r>
     </w:p>
     <w:p>
-      <w:pPr>
-        <w:pStyle w:val="ListBullet"/>
-      </w:pPr>
       <w:r>
-        <w:t>[2] K. S. Hone and G. R. El Said, "Exploring the factors affecting MOOC retention: A survey study," Comput. Educ., vol. 98, pp. 157–168, Jul. 2016.</w:t>
+        <w:rPr>
+          <w:sz w:val="20"/>
+        </w:rPr>
+        <w:t>[2] K. S. Hone and G. R. El Said, "Exploring the factors affecting MOOC retention: A survey study," Comput. Educ., vol. 98, pp. 157–168, Jul. 2016, doi: 10.1016/j.compedu.2016.03.016.</w:t>
       </w:r>
     </w:p>
     <w:p>
-      <w:pPr>
-        <w:pStyle w:val="ListBullet"/>
-      </w:pPr>
       <w:r>
-        <w:t>[3] J. A. Greene, C. A. Oswald, and J. Pomerantz, "Predictors of retention and achievement in a massive open online course," Amer. Educ. Res. J., vol. 52, no. 5, pp. 925–955, Oct. 2015.</w:t>
+        <w:rPr>
+          <w:sz w:val="20"/>
+        </w:rPr>
+        <w:t>[3] J. A. Greene, C. A. Oswald, and J. Pomerantz, "Predictors of retention and achievement in a massive open online course," Amer. Educ. Res. J., vol. 52, no. 5, pp. 925–955, Oct. 2015, doi: 10.3102/0002831215584621.</w:t>
       </w:r>
     </w:p>
     <w:p>
-      <w:pPr>
-        <w:pStyle w:val="ListBullet"/>
-      </w:pPr>
       <w:r>
-        <w:t>[4] H. L. Roediger and J. D. Karpicke, "Test-enhanced learning: Taking memory tests improves long-term retention," Psychol. Sci., vol. 17, no. 3, pp. 249–255, Mar. 2006.</w:t>
+        <w:rPr>
+          <w:sz w:val="20"/>
+        </w:rPr>
+        <w:t>[4] H. L. Roediger and J. D. Karpicke, "Test-enhanced learning: Taking memory tests improves long-term retention," Psychol. Sci., vol. 17, no. 3, pp. 249–255, Mar. 2006, doi: 10.1111/j.1467-9280.2006.01693.x.</w:t>
       </w:r>
     </w:p>
     <w:p>
-      <w:pPr>
-        <w:pStyle w:val="ListBullet"/>
-      </w:pPr>
       <w:r>
-        <w:t>[5] S. Freeman et al., "Active learning increases student performance in science, engineering, and mathematics," Proc. Nat. Acad. Sci. USA, vol. 111, no. 23, pp. 8410–8415, Jun. 2014.</w:t>
+        <w:rPr>
+          <w:sz w:val="20"/>
+        </w:rPr>
+        <w:t>[5] S. Freeman, S. L. Eddy, M. McDonough, M. K. Smith, N. Okoroafor, H. Jordt, and M. P. Wenderoth, "Active learning increases student performance in science, engineering, and mathematics," Proc. Nat. Acad. Sci. USA, vol. 111, no. 23, pp. 8410–8415, Jun. 2014, doi: 10.1073/pnas.1319030111.</w:t>
       </w:r>
     </w:p>
     <w:p>
-      <w:pPr>
-        <w:pStyle w:val="ListBullet"/>
-      </w:pPr>
       <w:r>
-        <w:t>[6] J. Hamari, J. Koivisto, and H. Sarsa, "Does gamification work? — A literature review of empirical studies on gamification," in Proc. 47th Hawaii Int. Conf. Syst. Sci. (HICSS), Waikoloa, HI, USA, Jan. 2014, pp. 3025–3034.</w:t>
+        <w:rPr>
+          <w:sz w:val="20"/>
+        </w:rPr>
+        <w:t>[6] J. Hamari, J. Koivisto, and H. Sarsa, "Does gamification work? — A literature review of empirical studies on gamification," in Proc. 47th Hawaii Int. Conf. Syst. Sci. (HICSS), Waikoloa, HI, USA, Jan. 2014, pp. 3025–3034, doi: 10.1109/HICSS.2014.377.</w:t>
       </w:r>
     </w:p>
     <w:sectPr>

--- a/Academic_Tracker_Synopsis.docx
+++ b/Academic_Tracker_Synopsis.docx
@@ -663,9 +663,6 @@
           </w:tcPr>
           <w:p>
             <w:r>
-              <w:rPr>
-                <w:sz w:val="18"/>
-              </w:rPr>
               <w:t>Date of Submission</w:t>
             </w:r>
           </w:p>
@@ -684,9 +681,6 @@
           </w:tcPr>
           <w:p>
             <w:r>
-              <w:rPr>
-                <w:sz w:val="18"/>
-              </w:rPr>
               <w:t>Verified by (HOD)</w:t>
             </w:r>
           </w:p>
@@ -705,9 +699,6 @@
           </w:tcPr>
           <w:p>
             <w:r>
-              <w:rPr>
-                <w:sz w:val="18"/>
-              </w:rPr>
               <w:t>Remarks</w:t>
             </w:r>
           </w:p>
@@ -742,13 +733,79 @@
         <w:rPr>
           <w:sz w:val="22"/>
         </w:rPr>
-        <w:t>Self-directed learning today fails not from a shortage of material but from a shortage of structure and accountability. This project proposes a role-based, institution-scoped learning progression platform in which teachers author courses as ordered stages and sub-stages, each linked to curated documentation and video resources and closed by a short self-assessment quiz.</w:t>
-        <w:br/>
-        <w:br/>
-        <w:t>Students follow a published course while the system records verified progress, and sustained effort is encouraged through streak-based engagement scoring. Teachers receive cohort analytics that identify exactly where learners stall, and administrators provision every account, keeping the deployment closed to a single institution. The system is delivered as a web application.</w:t>
+        <w:t>Self-directed learning today fails not from a shortage of material but from a shortage of structure and accountability. This project proposes a role-based, institution-scoped learning progression platform in which teachers author courses as ordered stages and sub-stages, each linked to curated documentation and video resources and closed by a short self-assessment quiz. Students follow a published course while the system records verified progress, and sustained effort is encouraged through streak-based engagement scoring. Teachers receive cohort analytics that identify exactly where learners stall, and administrators provision every account, keeping the deployment closed to a single institution. The system is delivered as a web application.</w:t>
         <w:br/>
         <w:br/>
         <w:t>The platform addresses the fundamental gap in self-directed learning by providing structure, verification, and accountability mechanisms. Unlike existing solutions that either focus on administrative workflows or operate as closed catalogues, this system enables teachers to author tailored learning paths while maintaining visibility into how their students progress through those paths. The combination of structured progression, verified assessments, and actionable analytics creates a comprehensive solution for improving completion rates and learning outcomes in institutional contexts.</w:t>
+      </w:r>
+    </w:p>
+    <w:p/>
+    <w:p>
+      <w:pPr>
+        <w:jc w:val="left"/>
+      </w:pPr>
+      <w:r>
+        <w:rPr>
+          <w:b/>
+          <w:sz w:val="22"/>
+        </w:rPr>
+        <w:t>Key Features:</w:t>
+      </w:r>
+    </w:p>
+    <w:p>
+      <w:r>
+        <w:rPr>
+          <w:sz w:val="20"/>
+        </w:rPr>
+        <w:t>• Role-based access control with three distinct user roles (Student, Teacher, Administrator)</w:t>
+      </w:r>
+    </w:p>
+    <w:p>
+      <w:r>
+        <w:rPr>
+          <w:sz w:val="20"/>
+        </w:rPr>
+        <w:t>• Hierarchical course structure with stages, sub-stages, and curated learning resources</w:t>
+      </w:r>
+    </w:p>
+    <w:p>
+      <w:r>
+        <w:rPr>
+          <w:sz w:val="20"/>
+        </w:rPr>
+        <w:t>• Verified progress tracking through required self-assessment checkpoints</w:t>
+      </w:r>
+    </w:p>
+    <w:p>
+      <w:r>
+        <w:rPr>
+          <w:sz w:val="20"/>
+        </w:rPr>
+        <w:t>• Comprehensive cohort-level analytics for instructors to identify learning bottlenecks</w:t>
+      </w:r>
+    </w:p>
+    <w:p>
+      <w:r>
+        <w:rPr>
+          <w:sz w:val="20"/>
+        </w:rPr>
+        <w:t>• Engagement tracking through activity streaks and course-specific leaderboards</w:t>
+      </w:r>
+    </w:p>
+    <w:p>
+      <w:r>
+        <w:rPr>
+          <w:sz w:val="20"/>
+        </w:rPr>
+        <w:t>• Automated resource health monitoring to ensure link validity and material accessibility</w:t>
+      </w:r>
+    </w:p>
+    <w:p>
+      <w:r>
+        <w:rPr>
+          <w:sz w:val="20"/>
+        </w:rPr>
+        <w:t>• Institution-scoped deployment ensuring data privacy and access control</w:t>
       </w:r>
     </w:p>
     <w:p>
@@ -776,10 +833,13 @@
         <w:t>The volume of high-quality technical learning material available at no cost has never been greater. Documentation, lecture recordings, tutorial series and reference texts covering subjects such as data structures, operating systems and web development are freely accessible to any student with an internet connection. Despite this abundance, a large proportion of learners who begin studying a subject independently do not finish it. Analysis of a large sample of open online courses reports a median completion rate of only 12.6 percent, ranging from 0.7 percent to 52.1 percent across courses. The limiting factor is therefore not the availability of content but the absence of a defined sequence, a reliable sense of position within that sequence, and any external accountability for continuing.</w:t>
         <w:br/>
         <w:br/>
-        <w:t>Existing platforms address only parts of this gap. Institutional learning management systems are built primarily around administrative workflows — distributing assignments, collecting submissions and recording marks — and consequently track compliance rather than the progression of understanding. General-purpose note and bookmark applications preserve links but impose no ordering, no prerequisite relationships and no verification that material has actually been engaged with. Large open course platforms provide well-structured content but operate as closed catalogues; a teacher cannot compose a sequence tailored to a particular class, nor observe how that specific cohort is moving through it. In every case, the person best placed to design a learning path for a group of students — their own teacher — has no tool that turns that path into something a student can follow and a teacher can observe.</w:t>
+        <w:t>The pedagogical literature provides strong evidence that structured learning pathways, formative assessment, and feedback mechanisms significantly improve learning outcomes. Test-enhanced learning demonstrates that attempting retrieval tasks improves long-term retention. Active learning increases student performance in STEM disciplines. Gamification techniques, when applied thoughtfully to reward consistency rather than speed, sustain engagement over extended study periods. However, these insights have not been integrated into a unified platform that institutional teachers can deploy for their own classes without requiring a technical infrastructure.</w:t>
         <w:br/>
         <w:br/>
-        <w:t>This project proposes a web-based learning progression platform that closes this gap. Teachers author a course as an ordered set of stages, each divided into sub-stages that point to curated external resources and conclude with a short self-assessment quiz. Students follow published courses at their own pace while the system maintains a verified record of their progression. Teachers are provided with cohort-level analytics that surface the specific points at which learners are stalling, and all accounts are issued by an administrator, restricting the deployment to a single verified institution.</w:t>
+        <w:t>Existing platforms address only parts of this gap. Institutional learning management systems such as Moodle and Google Classroom are built primarily around administrative workflows—distributing assignments, collecting submissions and recording marks—and consequently track compliance rather than the progression of understanding. General-purpose note and bookmark applications preserve links but impose no ordering, no prerequisite relationships and no verification that material has actually been engaged with. Large open course platforms such as Coursera and NPTEL provide well-structured content but operate as closed catalogues; a teacher cannot compose a sequence tailored to a particular class, nor observe how that specific cohort is moving through it. Personal task management tools like Notion allow students to assemble their own study plans, but these are single-user, self-declared, and provide no way for an instructor to guide or observe progress.</w:t>
+        <w:br/>
+        <w:br/>
+        <w:t>In every case, the person best placed to design a learning path for a group of students—their own teacher—has no tool that turns that path into something a student can follow and a teacher can observe. This project proposes a web-based learning progression platform that closes this gap.</w:t>
       </w:r>
     </w:p>
     <w:p>
@@ -804,7 +864,7 @@
         <w:rPr>
           <w:sz w:val="22"/>
         </w:rPr>
-        <w:t>To design and develop a role-based web platform that allows teachers to author structured, stage-wise self-learning courses from curated resources, enables students to follow those courses with verified progress tracking and self-assessment checkpoints, and provides teachers with cohort-level analytics identifying where learners are stalling.</w:t>
+        <w:t>To design and develop a role-based web platform that allows teachers to author structured, stage-wise self-learning courses from curated resources, enables students to follow those courses with verified progress tracking and self-assessment checkpoints, and provides teachers with cohort-level analytics identifying where learners are stalling. The platform must ensure that all accounts are provisioned by institutional administrators to maintain access control, support concurrent revision of courses without disturbing existing student progress, and provide background services for resource health monitoring and engagement metric computation.</w:t>
       </w:r>
     </w:p>
     <w:p/>
@@ -832,7 +892,7 @@
         <w:rPr>
           <w:sz w:val="20"/>
         </w:rPr>
-        <w:t>Implement three distinct roles — student, teacher and administrator — with strictly separated capabilities. All accounts are provisioned by the administrator rather than through public registration, ensuring that a deployment remains scoped to a single verified institution and that teaching and enrolment privileges cannot be self-assigned.</w:t>
+        <w:t>Implement three distinct roles—student, teacher and administrator—with strictly separated capabilities. All accounts are provisioned by the administrator rather than through public registration, ensuring that a deployment remains scoped to a single verified institution and that teaching and enrolment privileges cannot be self-assigned.</w:t>
       </w:r>
     </w:p>
     <w:p>
@@ -847,7 +907,7 @@
         <w:rPr>
           <w:sz w:val="20"/>
         </w:rPr>
-        <w:t>Enable teachers to compose a course as an ordered hierarchy of stages and sub-stages, attaching curated external resources such as documentation pages and video lectures to each sub-stage. Authoring supports drafting, publishing and subsequent revision of a course.</w:t>
+        <w:t>Enable teachers to compose a course as an ordered hierarchy of stages and sub-stages, attaching curated external resources such as documentation pages and video lectures to each sub-stage. Authoring supports drafting, publishing and subsequent revision of a course without disturbing the recorded progress of students already following it.</w:t>
       </w:r>
     </w:p>
     <w:p>
@@ -862,37 +922,7 @@
         <w:rPr>
           <w:sz w:val="20"/>
         </w:rPr>
-        <w:t>Maintain a persistent, per-student record of position within a course at sub-stage granularity. A sub-stage is marked complete only when its associated self-assessment has been attempted, so that recorded progress reflects genuine engagement.</w:t>
-      </w:r>
-    </w:p>
-    <w:p>
-      <w:r>
-        <w:rPr>
-          <w:b/>
-          <w:sz w:val="20"/>
-        </w:rPr>
-        <w:t xml:space="preserve">• Retrieval-Based Self-Assessment: </w:t>
-      </w:r>
-      <w:r>
-        <w:rPr>
-          <w:sz w:val="20"/>
-        </w:rPr>
-        <w:t>Provide a short teacher-authored objective quiz at the close of each stage, presented as a knowledge checkpoint rather than a barrier. Attempting the quiz is required to advance, but the score obtained is not.</w:t>
-      </w:r>
-    </w:p>
-    <w:p>
-      <w:r>
-        <w:rPr>
-          <w:b/>
-          <w:sz w:val="20"/>
-        </w:rPr>
-        <w:t xml:space="preserve">• Instructor-Facing Learning Analytics: </w:t>
-      </w:r>
-      <w:r>
-        <w:rPr>
-          <w:sz w:val="20"/>
-        </w:rPr>
-        <w:t>Aggregate individual progress and assessment data into a cohort view for the authoring teacher, reporting distribution of learners across stages and the specific sub-stages at which the largest proportion of students stall or abandon the course.</w:t>
+        <w:t>Maintain a persistent, per-student record of position within a course at sub-stage granularity. A sub-stage is marked complete only when its associated self-assessment has been attempted, so that recorded progress reflects genuine engagement rather than a checkbox the student has simply ticked.</w:t>
       </w:r>
     </w:p>
     <w:p>
@@ -910,6 +940,36 @@
           <w:sz w:val="26"/>
         </w:rPr>
         <w:t>4. OBJECTIVES (continued)</w:t>
+      </w:r>
+    </w:p>
+    <w:p>
+      <w:r>
+        <w:rPr>
+          <w:b/>
+          <w:sz w:val="20"/>
+        </w:rPr>
+        <w:t xml:space="preserve">• Retrieval-Based Self-Assessment: </w:t>
+      </w:r>
+      <w:r>
+        <w:rPr>
+          <w:sz w:val="20"/>
+        </w:rPr>
+        <w:t>Provide a short teacher-authored objective quiz at the close of each stage, presented as a knowledge checkpoint rather than a barrier. Attempting the quiz is required to advance, but the score obtained is not, allowing a student to identify weak areas and revisit material without being locked out of the course.</w:t>
+      </w:r>
+    </w:p>
+    <w:p>
+      <w:r>
+        <w:rPr>
+          <w:b/>
+          <w:sz w:val="20"/>
+        </w:rPr>
+        <w:t xml:space="preserve">• Instructor-Facing Learning Analytics: </w:t>
+      </w:r>
+      <w:r>
+        <w:rPr>
+          <w:sz w:val="20"/>
+        </w:rPr>
+        <w:t>Aggregate individual progress and assessment data into a cohort view for the authoring teacher, reporting distribution of learners across stages, time spent per sub-stage relative to the cohort median, and the specific sub-stages at which the largest proportion of students stall or abandon the course.</w:t>
       </w:r>
     </w:p>
     <w:p>
@@ -942,7 +1002,11 @@
         <w:t>Periodically verify the reachability of every external resource referenced by a published course and flag unreachable links to the authoring teacher, preventing the gradual decay of curated material that undermines the long-term usefulness of link-based learning paths.</w:t>
       </w:r>
     </w:p>
-    <w:p/>
+    <w:p>
+      <w:r>
+        <w:br w:type="page"/>
+      </w:r>
+    </w:p>
     <w:p>
       <w:pPr>
         <w:jc w:val="center"/>
@@ -957,15 +1021,28 @@
     </w:p>
     <w:p>
       <w:r>
-        <w:t>[Insert architecture_diagram.png here]</w:t>
+        <w:t>[INSERT ARCHITECTURE DIAGRAM HERE]</w:t>
       </w:r>
     </w:p>
+    <w:p/>
     <w:p>
       <w:r>
         <w:rPr>
           <w:sz w:val="22"/>
         </w:rPr>
-        <w:t>The system follows a layered architecture in which each layer depends only on the layer directly beneath it. The presentation layer exposes three role-specific interfaces rendered from a single client application. The API and security layer terminates every incoming request, establishes the identity and role of the caller, and enforces the access scope permitted to that role before any business logic executes. The application service layer contains the independent services that constitute the system's functionality. The data access layer isolates these services from the storage engine by mapping domain entities to relational structures and guaranteeing transactional consistency. The data persistence layer holds the relational schema. A separate scheduled job layer operates on a time trigger rather than on user requests, performing background maintenance and aggregation independently of the request path. External dependencies fall outside the system boundary and are accessed through well-defined interfaces.</w:t>
+        <w:t>The system follows a layered architecture in which each layer depends only on the layer directly beneath it, ensuring modularity, testability, and clear separation of concerns. The presentation layer exposes three role-specific interfaces—Student Portal, Teacher Console, and Administrator Console—rendered from a single client application. The API and security layer terminates every incoming request, establishes the identity and role of the caller through JWT token verification, and enforces the access scope permitted to that role before any business logic executes. This layer also implements request validation, schema enforcement, audit logging, and rate limiting to prevent abuse.</w:t>
+        <w:br/>
+        <w:br/>
+        <w:t>The application service layer contains the independent services that constitute the system's functionality, each owning a distinct area of responsibility: Course Authoring, Progress Engine, Assessment Engine, Analytics Engine, Engagement and Leaderboard Service, Resource Health Monitor, and Identity and Provisioning Service. These services are decoupled from each other and communicate through well-defined interfaces, allowing independent testing and deployment.</w:t>
+        <w:br/>
+        <w:br/>
+        <w:t>The data access layer isolates these services from the storage engine by mapping domain entities to relational structures through object-relational mapping, and guarantees transactional consistency for operations that update progress and assessment state together. The data persistence layer holds the complete relational schema with tables for institutions, users, courses, stages, sub-stages, resources, quizzes, attempts, progress records, and engagement metrics.</w:t>
+        <w:br/>
+        <w:br/>
+        <w:t>A separate scheduled job layer operates on a time trigger rather than on user requests, performing background maintenance and aggregation independently of the request path. This includes periodic link health checks, analytics recomputation, leaderboard refreshes, and reminder dispatch.</w:t>
+        <w:br/>
+        <w:br/>
+        <w:t>External dependencies such as curated web resources, transactional mail services, and cloud hosting infrastructure fall outside the system boundary and are accessed through well-defined interfaces.</w:t>
       </w:r>
     </w:p>
     <w:p>
@@ -995,12 +1072,11 @@
       </w:r>
     </w:p>
     <w:p>
-      <w:pPr/>
       <w:r>
         <w:rPr>
           <w:sz w:val="20"/>
         </w:rPr>
-        <w:t>This module governs who may enter the system and what each entrant is permitted to do. Since the platform is intended for deployment within a single institution, it deliberately omits public self-registration; instead, the administrator creates teacher and student accounts, which are then activated by the account holder. The module issues and verifies signed session tokens on each request, resolves the caller's role, and enforces the capability boundaries between the three roles.</w:t>
+        <w:t>This module governs who may enter the system and what each entrant is permitted to do. Since the platform is intended for deployment within a single institution, it deliberately omits public self-registration; instead, the administrator creates teacher and student accounts, which are then activated by the account holder through a secure activation link. The module issues and verifies signed session tokens (JWT) on each request, resolves the caller's role, and enforces the capability boundaries between the three roles. It additionally supports account deactivation, allowing an administrator to revoke access for a departing student or teacher while preserving the historical records associated with that account. Role-based access is enforced at both the API level and at the business logic level to ensure defense in depth.</w:t>
       </w:r>
     </w:p>
     <w:p>
@@ -1013,12 +1089,11 @@
       </w:r>
     </w:p>
     <w:p>
-      <w:pPr/>
       <w:r>
         <w:rPr>
           <w:sz w:val="20"/>
         </w:rPr>
-        <w:t>This module provides teachers with the facilities to construct a course as an ordered hierarchy. A course is divided into stages, each stage into sub-stages, and each sub-stage carries one or more curated external resources together with a short descriptive note. Courses exist first in a draft state visible only to the author, and become available to students on publication.</w:t>
+        <w:t>This module provides teachers with the facilities to construct a course as an ordered hierarchy. A course is divided into stages, each stage into sub-stages, and each sub-stage carries one or more curated external resources together with a short descriptive note explaining what the learner should take away from it. Courses exist first in a draft state visible only to the author, and become available to students on publication. The module also manages revision of a published course, retaining the structure a student is currently following so that an edit made by the teacher mid-course does not invalidate or reorder progress that has already been recorded. This ensures that students are not disrupted by curriculum updates while still allowing teachers to improve course material over time.</w:t>
       </w:r>
     </w:p>
     <w:p>
@@ -1031,30 +1106,11 @@
       </w:r>
     </w:p>
     <w:p>
-      <w:pPr/>
       <w:r>
         <w:rPr>
           <w:sz w:val="20"/>
         </w:rPr>
-        <w:t>This module maintains the authoritative record of each learner's position within every course they are following. Progress is stored at sub-stage granularity, capturing the state of each unit, the time at which it was opened and the time at which it was completed. Completion of a stage is recognised only once its closing self-assessment has been attempted.</w:t>
-      </w:r>
-    </w:p>
-    <w:p>
-      <w:r>
-        <w:rPr>
-          <w:b/>
-          <w:sz w:val="22"/>
-        </w:rPr>
-        <w:t>4. Assessment Module</w:t>
-      </w:r>
-    </w:p>
-    <w:p>
-      <w:pPr/>
-      <w:r>
-        <w:rPr>
-          <w:sz w:val="20"/>
-        </w:rPr>
-        <w:t>This module manages the objective self-assessment attached to the end of each stage. Teachers author questions, options and the correct response through the teacher console, and the module evaluates a student's submission automatically on completion. Every attempt is persisted with its per-question outcome.</w:t>
+        <w:t>This module maintains the authoritative record of each learner's position within every course they are following. Progress is stored at sub-stage granularity, capturing the state of each unit, the time at which it was opened and the time at which it was completed. Completion of a stage is recognised only once its closing self-assessment has been attempted, which prevents progress from being recorded for material that was merely opened. The module exposes the current position of a learner to the student interface and supplies the underlying event data consumed by the analytics and engagement modules.</w:t>
       </w:r>
     </w:p>
     <w:p>
@@ -1080,16 +1136,32 @@
           <w:b/>
           <w:sz w:val="22"/>
         </w:rPr>
+        <w:t>4. Assessment Module</w:t>
+      </w:r>
+    </w:p>
+    <w:p>
+      <w:r>
+        <w:rPr>
+          <w:sz w:val="20"/>
+        </w:rPr>
+        <w:t>This module manages the objective self-assessment attached to the end of each stage. Teachers author questions, options and the correct response through the teacher console, and the module evaluates a student's submission automatically on completion. Every attempt is persisted with its per-question outcome, allowing a student to review which concepts were answered incorrectly and revisit the corresponding sub-stage material. Consistent with the pedagogical intent of the platform, the assessment functions as a checkpoint rather than a gate: attempting it is required in order to progress, but the score achieved does not restrict advancement. This design encourages mastery-oriented learning and reduces test anxiety.</w:t>
+      </w:r>
+    </w:p>
+    <w:p>
+      <w:r>
+        <w:rPr>
+          <w:b/>
+          <w:sz w:val="22"/>
+        </w:rPr>
         <w:t>5. Learning Analytics Module</w:t>
       </w:r>
     </w:p>
     <w:p>
-      <w:pPr/>
       <w:r>
         <w:rPr>
           <w:sz w:val="20"/>
         </w:rPr>
-        <w:t>This module transforms the raw progress and assessment records of a cohort into an interpretable view for the authoring teacher. It reports the distribution of enrolled students across the stages of a course, the median and outlier time spent on each sub-stage, and the rate at which questions within each assessment are answered incorrectly. From these measures it identifies bottleneck points.</w:t>
+        <w:t>This module transforms the raw progress and assessment records of a cohort into an interpretable view for the authoring teacher. It reports the distribution of enrolled students across the stages of a course, the median and outlier time spent on each sub-stage, and the rate at which questions within each assessment are answered incorrectly. From these measures it identifies bottleneck points—the specific sub-stages at which the largest proportion of the cohort slows down or stops entirely—enabling the teacher to intervene precisely where difficulty is concentrated rather than inferring it from aggregate completion percentages. Visualizations and drill-down capabilities allow teachers to explore the data from multiple perspectives.</w:t>
       </w:r>
     </w:p>
     <w:p>
@@ -1102,12 +1174,28 @@
       </w:r>
     </w:p>
     <w:p>
-      <w:pPr/>
       <w:r>
         <w:rPr>
           <w:sz w:val="20"/>
         </w:rPr>
-        <w:t>This module computes and exposes the metrics intended to sustain learner motivation over the duration of a course. It maintains a per-student activity streak reflecting consecutive days of meaningful progress, derives a consistency score weighted towards regularity rather than volume, and publishes a leaderboard scoped to a single course.</w:t>
+        <w:t>This module computes and exposes the metrics intended to sustain learner motivation over the duration of a course. It maintains a per-student activity streak reflecting consecutive days of meaningful progress, derives a consistency score weighted towards regularity rather than volume, and publishes a leaderboard scoped to a single course so that students are compared only against peers following the same material. The weighting is chosen deliberately to discourage superficial advancement, since a ranking driven purely by completion speed would reward moving through material rather than learning it.</w:t>
+      </w:r>
+    </w:p>
+    <w:p>
+      <w:r>
+        <w:br w:type="page"/>
+      </w:r>
+    </w:p>
+    <w:p>
+      <w:pPr>
+        <w:jc w:val="center"/>
+      </w:pPr>
+      <w:r>
+        <w:rPr>
+          <w:b/>
+          <w:sz w:val="26"/>
+        </w:rPr>
+        <w:t>6. MODULES / COMPONENTS DESCRIPTION (continued)</w:t>
       </w:r>
     </w:p>
     <w:p>
@@ -1120,12 +1208,11 @@
       </w:r>
     </w:p>
     <w:p>
-      <w:pPr/>
       <w:r>
         <w:rPr>
           <w:sz w:val="20"/>
         </w:rPr>
-        <w:t>This module executes the platform's time-triggered background work. It periodically issues reachability checks against every external resource referenced by a published course and flags those that no longer respond, alerting the authoring teacher. The same scheduler recomputes engagement metrics and aggregated analytics outside the request path.</w:t>
+        <w:t>This module executes the platform's time-triggered background work. It periodically issues reachability checks against every external resource referenced by a published course and flags those that no longer respond, alerting the authoring teacher so that curated material does not silently decay. The same scheduler recomputes engagement metrics and aggregated analytics outside the request path to keep interactive response times low, and dispatches electronic mail notifications covering account provisioning, prolonged learner inactivity and teacher-side alerts regarding cohort progress. By moving expensive computations off the critical path, this module ensures that the student and teacher interfaces remain responsive.</w:t>
       </w:r>
     </w:p>
     <w:p/>
@@ -1159,6 +1246,14 @@
     </w:p>
     <w:p>
       <w:r>
+        <w:rPr>
+          <w:sz w:val="20"/>
+        </w:rPr>
+        <w:t>• Actionable cohort insight for teachers, identifying the specific sub-stages at which a class is stalling, allowing instructional intervention to be directed at concrete points of difficulty instead of general completion statistics.</w:t>
+      </w:r>
+    </w:p>
+    <w:p>
+      <w:r>
         <w:br w:type="page"/>
       </w:r>
     </w:p>
@@ -1179,15 +1274,7 @@
         <w:rPr>
           <w:sz w:val="20"/>
         </w:rPr>
-        <w:t>• Actionable cohort insight for teachers, identifying the specific sub-stages at which a class is stalling, allowing instructional intervention to be directed at concrete points of difficulty.</w:t>
-      </w:r>
-    </w:p>
-    <w:p>
-      <w:r>
-        <w:rPr>
-          <w:sz w:val="20"/>
-        </w:rPr>
-        <w:t>• Measurable improvement in course continuation, demonstrating that structured progression combined with checkpoint assessment and engagement feedback sustains participation further into a course.</w:t>
+        <w:t>• Measurable improvement in course continuation, demonstration over a trial cohort within the institution that structured progression combined with checkpoint assessment and engagement feedback sustains participation further into a course than unstructured self-study of the same material.</w:t>
       </w:r>
     </w:p>
     <w:p>
@@ -1203,7 +1290,7 @@
         <w:rPr>
           <w:sz w:val="20"/>
         </w:rPr>
-        <w:t>• A foundation for institutional deployment, establishing a practical basis for adoption by a school or college as a self-contained instance.</w:t>
+        <w:t>• A foundation for institutional deployment, establishing a practical basis for adoption by a school or college as a self-contained instance, with extension and customization possible within the modular architecture.</w:t>
       </w:r>
     </w:p>
     <w:p/>
@@ -1216,7 +1303,32 @@
           <w:b/>
           <w:sz w:val="26"/>
         </w:rPr>
-        <w:t>8. REFERENCES</w:t>
+        <w:t>8. SYSTEM DESIGN CONSIDERATIONS</w:t>
+      </w:r>
+    </w:p>
+    <w:p>
+      <w:r>
+        <w:rPr>
+          <w:sz w:val="22"/>
+        </w:rPr>
+        <w:t>The design of this platform prioritizes institution-scoped deployment over multi-tenancy, ensuring that each deployment is a self-contained instance with its own database and no cross-institutional data sharing. This simplifies compliance with institutional data policies and eliminates the complexity of tenant isolation at scale. All user accounts are provisioned by institutional administrators, creating a verification step that prevents unauthorized access and ensures that only legitimate members of the institution can participate. The progression model ties advancement to attempted assessment rather than self-declaration, grounding progress records in verifiable learner action. The analytics system computes cohort-level aggregates outside the request path to ensure that instructor dashboards remain responsive even as course enrollments grow. The engagement metrics are deliberately weighted to reward regularity over speed, aligning with educational research on sustainable learning.</w:t>
+      </w:r>
+    </w:p>
+    <w:p>
+      <w:r>
+        <w:br w:type="page"/>
+      </w:r>
+    </w:p>
+    <w:p>
+      <w:pPr>
+        <w:jc w:val="center"/>
+      </w:pPr>
+      <w:r>
+        <w:rPr>
+          <w:b/>
+          <w:sz w:val="26"/>
+        </w:rPr>
+        <w:t>9. REFERENCES</w:t>
       </w:r>
     </w:p>
     <w:p>

--- a/Academic_Tracker_Synopsis.docx
+++ b/Academic_Tracker_Synopsis.docx
@@ -14,6 +14,11 @@
         <w:t>BANGALORE INSTITUTE OF TECHNOLOGY</w:t>
         <w:br/>
       </w:r>
+    </w:p>
+    <w:p>
+      <w:pPr>
+        <w:jc w:val="center"/>
+      </w:pPr>
       <w:r>
         <w:rPr>
           <w:sz w:val="20"/>
@@ -26,13 +31,6 @@
           <w:sz w:val="20"/>
         </w:rPr>
         <w:t>K.R. Road, V.V.Pura, Bengaluru-560 004</w:t>
-        <w:br/>
-      </w:r>
-      <w:r>
-        <w:rPr>
-          <w:sz w:val="20"/>
-        </w:rPr>
-        <w:t>Department of Computer Science &amp; Engineering</w:t>
       </w:r>
     </w:p>
     <w:p/>
@@ -43,9 +41,29 @@
       <w:r>
         <w:rPr>
           <w:b/>
-          <w:sz w:val="26"/>
+          <w:sz w:val="22"/>
         </w:rPr>
-        <w:t>MINOR PROJECT SYNOPSIS</w:t>
+        <w:t>DEPARTMENT OF COMPUTER SCIENCE &amp; ENGINEERING</w:t>
+      </w:r>
+    </w:p>
+    <w:p/>
+    <w:p>
+      <w:pPr>
+        <w:jc w:val="center"/>
+      </w:pPr>
+      <w:r>
+        <w:rPr>
+          <w:b/>
+          <w:sz w:val="24"/>
+        </w:rPr>
+        <w:t>Minor-Project Synopsis</w:t>
+        <w:br/>
+      </w:r>
+      <w:r>
+        <w:rPr>
+          <w:sz w:val="20"/>
+        </w:rPr>
+        <w:t>V – Semester, 2026-2027 (ODD)</w:t>
       </w:r>
     </w:p>
     <w:p/>
@@ -53,6 +71,7 @@
       <w:tblPr>
         <w:tblStyle w:val="LightGrid-Accent1"/>
         <w:tblW w:type="auto" w:w="0"/>
+        <w:tblLayout w:type="fixed"/>
         <w:tblLook w:firstColumn="1" w:firstRow="1" w:lastColumn="0" w:lastRow="0" w:noHBand="0" w:noVBand="1" w:val="04A0"/>
       </w:tblPr>
       <w:tblGrid>
@@ -67,9 +86,12 @@
       <w:tr>
         <w:tc>
           <w:tcPr>
-            <w:tcW w:type="dxa" w:w="1337"/>
+            <w:tcW w:type="dxa" w:w="720"/>
           </w:tcPr>
           <w:p>
+            <w:pPr>
+              <w:jc w:val="center"/>
+            </w:pPr>
             <w:r>
               <w:rPr>
                 <w:b/>
@@ -81,9 +103,12 @@
         </w:tc>
         <w:tc>
           <w:tcPr>
-            <w:tcW w:type="dxa" w:w="1337"/>
+            <w:tcW w:type="dxa" w:w="1728"/>
           </w:tcPr>
           <w:p>
+            <w:pPr>
+              <w:jc w:val="center"/>
+            </w:pPr>
             <w:r>
               <w:rPr>
                 <w:b/>
@@ -95,9 +120,12 @@
         </w:tc>
         <w:tc>
           <w:tcPr>
-            <w:tcW w:type="dxa" w:w="1337"/>
+            <w:tcW w:type="dxa" w:w="2592"/>
           </w:tcPr>
           <w:p>
+            <w:pPr>
+              <w:jc w:val="center"/>
+            </w:pPr>
             <w:r>
               <w:rPr>
                 <w:b/>
@@ -109,23 +137,29 @@
         </w:tc>
         <w:tc>
           <w:tcPr>
-            <w:tcW w:type="dxa" w:w="1337"/>
+            <w:tcW w:type="dxa" w:w="864"/>
           </w:tcPr>
           <w:p>
+            <w:pPr>
+              <w:jc w:val="center"/>
+            </w:pPr>
             <w:r>
               <w:rPr>
                 <w:b/>
                 <w:sz w:val="18"/>
               </w:rPr>
-              <w:t>Sec.</w:t>
+              <w:t>Sec</w:t>
             </w:r>
           </w:p>
         </w:tc>
         <w:tc>
           <w:tcPr>
-            <w:tcW w:type="dxa" w:w="1337"/>
+            <w:tcW w:type="dxa" w:w="2880"/>
           </w:tcPr>
           <w:p>
+            <w:pPr>
+              <w:jc w:val="center"/>
+            </w:pPr>
             <w:r>
               <w:rPr>
                 <w:b/>
@@ -137,23 +171,29 @@
         </w:tc>
         <w:tc>
           <w:tcPr>
-            <w:tcW w:type="dxa" w:w="1337"/>
+            <w:tcW w:type="dxa" w:w="1728"/>
           </w:tcPr>
           <w:p>
+            <w:pPr>
+              <w:jc w:val="center"/>
+            </w:pPr>
             <w:r>
               <w:rPr>
                 <w:b/>
                 <w:sz w:val="18"/>
               </w:rPr>
-              <w:t>Phone No.</w:t>
+              <w:t>Phone No</w:t>
             </w:r>
           </w:p>
         </w:tc>
         <w:tc>
           <w:tcPr>
-            <w:tcW w:type="dxa" w:w="1337"/>
+            <w:tcW w:type="dxa" w:w="1152"/>
           </w:tcPr>
           <w:p>
+            <w:pPr>
+              <w:jc w:val="center"/>
+            </w:pPr>
             <w:r>
               <w:rPr>
                 <w:b/>
@@ -167,7 +207,7 @@
       <w:tr>
         <w:tc>
           <w:tcPr>
-            <w:tcW w:type="dxa" w:w="1337"/>
+            <w:tcW w:type="dxa" w:w="720"/>
           </w:tcPr>
           <w:p>
             <w:r>
@@ -180,7 +220,7 @@
         </w:tc>
         <w:tc>
           <w:tcPr>
-            <w:tcW w:type="dxa" w:w="1337"/>
+            <w:tcW w:type="dxa" w:w="1728"/>
           </w:tcPr>
           <w:p>
             <w:r>
@@ -193,7 +233,7 @@
         </w:tc>
         <w:tc>
           <w:tcPr>
-            <w:tcW w:type="dxa" w:w="1337"/>
+            <w:tcW w:type="dxa" w:w="2592"/>
           </w:tcPr>
           <w:p>
             <w:r>
@@ -206,7 +246,7 @@
         </w:tc>
         <w:tc>
           <w:tcPr>
-            <w:tcW w:type="dxa" w:w="1337"/>
+            <w:tcW w:type="dxa" w:w="864"/>
           </w:tcPr>
           <w:p>
             <w:r>
@@ -219,7 +259,7 @@
         </w:tc>
         <w:tc>
           <w:tcPr>
-            <w:tcW w:type="dxa" w:w="1337"/>
+            <w:tcW w:type="dxa" w:w="2880"/>
           </w:tcPr>
           <w:p>
             <w:r>
@@ -232,7 +272,7 @@
         </w:tc>
         <w:tc>
           <w:tcPr>
-            <w:tcW w:type="dxa" w:w="1337"/>
+            <w:tcW w:type="dxa" w:w="1728"/>
           </w:tcPr>
           <w:p>
             <w:r>
@@ -245,7 +285,7 @@
         </w:tc>
         <w:tc>
           <w:tcPr>
-            <w:tcW w:type="dxa" w:w="1337"/>
+            <w:tcW w:type="dxa" w:w="1152"/>
           </w:tcPr>
           <w:p>
             <w:r>
@@ -259,7 +299,7 @@
       <w:tr>
         <w:tc>
           <w:tcPr>
-            <w:tcW w:type="dxa" w:w="1337"/>
+            <w:tcW w:type="dxa" w:w="720"/>
           </w:tcPr>
           <w:p>
             <w:r>
@@ -272,7 +312,7 @@
         </w:tc>
         <w:tc>
           <w:tcPr>
-            <w:tcW w:type="dxa" w:w="1337"/>
+            <w:tcW w:type="dxa" w:w="1728"/>
           </w:tcPr>
           <w:p>
             <w:r>
@@ -285,7 +325,7 @@
         </w:tc>
         <w:tc>
           <w:tcPr>
-            <w:tcW w:type="dxa" w:w="1337"/>
+            <w:tcW w:type="dxa" w:w="2592"/>
           </w:tcPr>
           <w:p>
             <w:r>
@@ -298,7 +338,7 @@
         </w:tc>
         <w:tc>
           <w:tcPr>
-            <w:tcW w:type="dxa" w:w="1337"/>
+            <w:tcW w:type="dxa" w:w="864"/>
           </w:tcPr>
           <w:p>
             <w:r>
@@ -311,7 +351,7 @@
         </w:tc>
         <w:tc>
           <w:tcPr>
-            <w:tcW w:type="dxa" w:w="1337"/>
+            <w:tcW w:type="dxa" w:w="2880"/>
           </w:tcPr>
           <w:p>
             <w:r>
@@ -324,7 +364,7 @@
         </w:tc>
         <w:tc>
           <w:tcPr>
-            <w:tcW w:type="dxa" w:w="1337"/>
+            <w:tcW w:type="dxa" w:w="1728"/>
           </w:tcPr>
           <w:p>
             <w:r>
@@ -337,7 +377,7 @@
         </w:tc>
         <w:tc>
           <w:tcPr>
-            <w:tcW w:type="dxa" w:w="1337"/>
+            <w:tcW w:type="dxa" w:w="1152"/>
           </w:tcPr>
           <w:p>
             <w:r>
@@ -351,7 +391,7 @@
       <w:tr>
         <w:tc>
           <w:tcPr>
-            <w:tcW w:type="dxa" w:w="1337"/>
+            <w:tcW w:type="dxa" w:w="720"/>
           </w:tcPr>
           <w:p>
             <w:r>
@@ -364,7 +404,7 @@
         </w:tc>
         <w:tc>
           <w:tcPr>
-            <w:tcW w:type="dxa" w:w="1337"/>
+            <w:tcW w:type="dxa" w:w="1728"/>
           </w:tcPr>
           <w:p>
             <w:r>
@@ -377,7 +417,7 @@
         </w:tc>
         <w:tc>
           <w:tcPr>
-            <w:tcW w:type="dxa" w:w="1337"/>
+            <w:tcW w:type="dxa" w:w="2592"/>
           </w:tcPr>
           <w:p>
             <w:r>
@@ -390,7 +430,7 @@
         </w:tc>
         <w:tc>
           <w:tcPr>
-            <w:tcW w:type="dxa" w:w="1337"/>
+            <w:tcW w:type="dxa" w:w="864"/>
           </w:tcPr>
           <w:p>
             <w:r>
@@ -403,7 +443,7 @@
         </w:tc>
         <w:tc>
           <w:tcPr>
-            <w:tcW w:type="dxa" w:w="1337"/>
+            <w:tcW w:type="dxa" w:w="2880"/>
           </w:tcPr>
           <w:p>
             <w:r>
@@ -416,7 +456,7 @@
         </w:tc>
         <w:tc>
           <w:tcPr>
-            <w:tcW w:type="dxa" w:w="1337"/>
+            <w:tcW w:type="dxa" w:w="1728"/>
           </w:tcPr>
           <w:p>
             <w:r>
@@ -429,7 +469,7 @@
         </w:tc>
         <w:tc>
           <w:tcPr>
-            <w:tcW w:type="dxa" w:w="1337"/>
+            <w:tcW w:type="dxa" w:w="1152"/>
           </w:tcPr>
           <w:p>
             <w:r>
@@ -443,7 +483,7 @@
       <w:tr>
         <w:tc>
           <w:tcPr>
-            <w:tcW w:type="dxa" w:w="1337"/>
+            <w:tcW w:type="dxa" w:w="720"/>
           </w:tcPr>
           <w:p>
             <w:r>
@@ -456,7 +496,7 @@
         </w:tc>
         <w:tc>
           <w:tcPr>
-            <w:tcW w:type="dxa" w:w="1337"/>
+            <w:tcW w:type="dxa" w:w="1728"/>
           </w:tcPr>
           <w:p>
             <w:r>
@@ -469,7 +509,7 @@
         </w:tc>
         <w:tc>
           <w:tcPr>
-            <w:tcW w:type="dxa" w:w="1337"/>
+            <w:tcW w:type="dxa" w:w="2592"/>
           </w:tcPr>
           <w:p>
             <w:r>
@@ -482,7 +522,7 @@
         </w:tc>
         <w:tc>
           <w:tcPr>
-            <w:tcW w:type="dxa" w:w="1337"/>
+            <w:tcW w:type="dxa" w:w="864"/>
           </w:tcPr>
           <w:p>
             <w:r>
@@ -495,7 +535,7 @@
         </w:tc>
         <w:tc>
           <w:tcPr>
-            <w:tcW w:type="dxa" w:w="1337"/>
+            <w:tcW w:type="dxa" w:w="2880"/>
           </w:tcPr>
           <w:p>
             <w:r>
@@ -508,7 +548,7 @@
         </w:tc>
         <w:tc>
           <w:tcPr>
-            <w:tcW w:type="dxa" w:w="1337"/>
+            <w:tcW w:type="dxa" w:w="1728"/>
           </w:tcPr>
           <w:p>
             <w:r>
@@ -521,7 +561,7 @@
         </w:tc>
         <w:tc>
           <w:tcPr>
-            <w:tcW w:type="dxa" w:w="1337"/>
+            <w:tcW w:type="dxa" w:w="1152"/>
           </w:tcPr>
           <w:p>
             <w:r>
@@ -534,6 +574,15 @@
       </w:tr>
     </w:tbl>
     <w:p/>
+    <w:p>
+      <w:r>
+        <w:rPr>
+          <w:b/>
+          <w:sz w:val="20"/>
+        </w:rPr>
+        <w:t>MINOR-PROJECT DETAILS:</w:t>
+      </w:r>
+    </w:p>
     <w:tbl>
       <w:tblPr>
         <w:tblStyle w:val="LightGrid-Accent1"/>
@@ -555,7 +604,7 @@
                 <w:b/>
                 <w:sz w:val="20"/>
               </w:rPr>
-              <w:t>Project Title</w:t>
+              <w:t>Title:</w:t>
             </w:r>
           </w:p>
         </w:tc>
@@ -584,7 +633,7 @@
                 <w:b/>
                 <w:sz w:val="20"/>
               </w:rPr>
-              <w:t>Project Domain</w:t>
+              <w:t>Domain:</w:t>
             </w:r>
           </w:p>
         </w:tc>
@@ -602,48 +651,15 @@
           </w:p>
         </w:tc>
       </w:tr>
-      <w:tr>
-        <w:tc>
-          <w:tcPr>
-            <w:tcW w:type="dxa" w:w="4680"/>
-          </w:tcPr>
-          <w:p>
-            <w:r>
-              <w:rPr>
-                <w:b/>
-                <w:sz w:val="20"/>
-              </w:rPr>
-              <w:t>Guide Name</w:t>
-            </w:r>
-          </w:p>
-        </w:tc>
-        <w:tc>
-          <w:tcPr>
-            <w:tcW w:type="dxa" w:w="4680"/>
-          </w:tcPr>
-          <w:p>
-            <w:r>
-              <w:rPr>
-                <w:sz w:val="20"/>
-              </w:rPr>
-              <w:t>Dr. [Guide Name]</w:t>
-            </w:r>
-          </w:p>
-        </w:tc>
-      </w:tr>
     </w:tbl>
     <w:p/>
-    <w:p/>
     <w:p>
-      <w:pPr>
-        <w:jc w:val="center"/>
-      </w:pPr>
       <w:r>
         <w:rPr>
           <w:b/>
-          <w:sz w:val="22"/>
+          <w:sz w:val="20"/>
         </w:rPr>
-        <w:t>FOR OFFICE USE ONLY</w:t>
+        <w:t>For office use only:</w:t>
       </w:r>
     </w:p>
     <w:tbl>
@@ -663,7 +679,11 @@
           </w:tcPr>
           <w:p>
             <w:r>
-              <w:t>Date of Submission</w:t>
+              <w:rPr>
+                <w:b/>
+                <w:sz w:val="20"/>
+              </w:rPr>
+              <w:t>Group ID:</w:t>
             </w:r>
           </w:p>
         </w:tc>
@@ -681,7 +701,11 @@
           </w:tcPr>
           <w:p>
             <w:r>
-              <w:t>Verified by (HOD)</w:t>
+              <w:rPr>
+                <w:b/>
+                <w:sz w:val="20"/>
+              </w:rPr>
+              <w:t>Guide:</w:t>
             </w:r>
           </w:p>
         </w:tc>
@@ -699,7 +723,11 @@
           </w:tcPr>
           <w:p>
             <w:r>
-              <w:t>Remarks</w:t>
+              <w:rPr>
+                <w:b/>
+                <w:sz w:val="20"/>
+              </w:rPr>
+              <w:t>Status:</w:t>
             </w:r>
           </w:p>
         </w:tc>
@@ -707,105 +735,25 @@
           <w:tcPr>
             <w:tcW w:type="dxa" w:w="4680"/>
           </w:tcPr>
-          <w:p/>
+          <w:p>
+            <w:r>
+              <w:t>Accepted/To be modified/Rejected</w:t>
+            </w:r>
+          </w:p>
         </w:tc>
       </w:tr>
     </w:tbl>
-    <w:p>
-      <w:r>
-        <w:br w:type="page"/>
-      </w:r>
-    </w:p>
+    <w:p/>
+    <w:p/>
     <w:p>
       <w:pPr>
         <w:jc w:val="center"/>
       </w:pPr>
       <w:r>
         <w:rPr>
-          <w:b/>
-          <w:sz w:val="26"/>
-        </w:rPr>
-        <w:t>1. ABSTRACT</w:t>
-      </w:r>
-    </w:p>
-    <w:p>
-      <w:r>
-        <w:rPr>
-          <w:sz w:val="22"/>
-        </w:rPr>
-        <w:t>Self-directed learning today fails not from a shortage of material but from a shortage of structure and accountability. This project proposes a role-based, institution-scoped learning progression platform in which teachers author courses as ordered stages and sub-stages, each linked to curated documentation and video resources and closed by a short self-assessment quiz. Students follow a published course while the system records verified progress, and sustained effort is encouraged through streak-based engagement scoring. Teachers receive cohort analytics that identify exactly where learners stall, and administrators provision every account, keeping the deployment closed to a single institution. The system is delivered as a web application.</w:t>
-        <w:br/>
-        <w:br/>
-        <w:t>The platform addresses the fundamental gap in self-directed learning by providing structure, verification, and accountability mechanisms. Unlike existing solutions that either focus on administrative workflows or operate as closed catalogues, this system enables teachers to author tailored learning paths while maintaining visibility into how their students progress through those paths. The combination of structured progression, verified assessments, and actionable analytics creates a comprehensive solution for improving completion rates and learning outcomes in institutional contexts.</w:t>
-      </w:r>
-    </w:p>
-    <w:p/>
-    <w:p>
-      <w:pPr>
-        <w:jc w:val="left"/>
-      </w:pPr>
-      <w:r>
-        <w:rPr>
-          <w:b/>
-          <w:sz w:val="22"/>
-        </w:rPr>
-        <w:t>Key Features:</w:t>
-      </w:r>
-    </w:p>
-    <w:p>
-      <w:r>
-        <w:rPr>
           <w:sz w:val="20"/>
         </w:rPr>
-        <w:t>• Role-based access control with three distinct user roles (Student, Teacher, Administrator)</w:t>
-      </w:r>
-    </w:p>
-    <w:p>
-      <w:r>
-        <w:rPr>
-          <w:sz w:val="20"/>
-        </w:rPr>
-        <w:t>• Hierarchical course structure with stages, sub-stages, and curated learning resources</w:t>
-      </w:r>
-    </w:p>
-    <w:p>
-      <w:r>
-        <w:rPr>
-          <w:sz w:val="20"/>
-        </w:rPr>
-        <w:t>• Verified progress tracking through required self-assessment checkpoints</w:t>
-      </w:r>
-    </w:p>
-    <w:p>
-      <w:r>
-        <w:rPr>
-          <w:sz w:val="20"/>
-        </w:rPr>
-        <w:t>• Comprehensive cohort-level analytics for instructors to identify learning bottlenecks</w:t>
-      </w:r>
-    </w:p>
-    <w:p>
-      <w:r>
-        <w:rPr>
-          <w:sz w:val="20"/>
-        </w:rPr>
-        <w:t>• Engagement tracking through activity streaks and course-specific leaderboards</w:t>
-      </w:r>
-    </w:p>
-    <w:p>
-      <w:r>
-        <w:rPr>
-          <w:sz w:val="20"/>
-        </w:rPr>
-        <w:t>• Automated resource health monitoring to ensure link validity and material accessibility</w:t>
-      </w:r>
-    </w:p>
-    <w:p>
-      <w:r>
-        <w:rPr>
-          <w:sz w:val="20"/>
-        </w:rPr>
-        <w:t>• Institution-scoped deployment ensuring data privacy and access control</w:t>
+        <w:t>Signature of the Mini Project Co-ordinator</w:t>
       </w:r>
     </w:p>
     <w:p>
@@ -820,23 +768,144 @@
       <w:r>
         <w:rPr>
           <w:b/>
-          <w:sz w:val="26"/>
+          <w:sz w:val="24"/>
+        </w:rPr>
+        <w:t>1. ABSTRACT</w:t>
+      </w:r>
+    </w:p>
+    <w:p>
+      <w:pPr>
+        <w:spacing w:line="276" w:lineRule="auto"/>
+      </w:pPr>
+      <w:r>
+        <w:rPr>
+          <w:sz w:val="22"/>
+        </w:rPr>
+        <w:t xml:space="preserve">Self-directed learning today fails not from a shortage of material but from a shortage of structure and accountability. This project proposes a role-based, institution-scoped learning progression platform in which teachers author courses as ordered stages and sub-stages, each linked to curated documentation and video resources and closed by a short self-assessment quiz. </w:t>
+        <w:br/>
+        <w:br/>
+        <w:t>Students follow a published course while the system records verified progress, and sustained effort is encouraged through streak-based engagement scoring. Teachers receive cohort analytics that identify exactly where learners stall, and administrators provision every account, keeping the deployment closed to a single institution. The system is delivered as a web application.</w:t>
+        <w:br/>
+        <w:br/>
+        <w:t>The platform addresses the fundamental gap in self-directed learning by providing structure, verification, and accountability mechanisms. Unlike existing solutions that either focus on administrative workflows or operate as closed catalogues, this system enables teachers to author tailored learning paths while maintaining visibility into how their students progress through those paths. The combination of structured progression, verified assessments, and actionable analytics creates a comprehensive solution for improving completion rates and learning outcomes in institutional contexts.</w:t>
+      </w:r>
+    </w:p>
+    <w:p>
+      <w:r>
+        <w:rPr>
+          <w:b/>
+          <w:sz w:val="22"/>
+        </w:rPr>
+        <w:t>Key Features:</w:t>
+      </w:r>
+    </w:p>
+    <w:p>
+      <w:pPr>
+        <w:pStyle w:val="ListBullet"/>
+      </w:pPr>
+      <w:r>
+        <w:rPr>
+          <w:sz w:val="22"/>
+        </w:rPr>
+        <w:t>Role-based access control with three distinct user roles (Student, Teacher, Administrator)</w:t>
+      </w:r>
+    </w:p>
+    <w:p>
+      <w:pPr>
+        <w:pStyle w:val="ListBullet"/>
+      </w:pPr>
+      <w:r>
+        <w:rPr>
+          <w:sz w:val="22"/>
+        </w:rPr>
+        <w:t>Hierarchical course structure with stages, sub-stages, and curated learning resources</w:t>
+      </w:r>
+    </w:p>
+    <w:p>
+      <w:pPr>
+        <w:pStyle w:val="ListBullet"/>
+      </w:pPr>
+      <w:r>
+        <w:rPr>
+          <w:sz w:val="22"/>
+        </w:rPr>
+        <w:t>Verified progress tracking through required self-assessment checkpoints</w:t>
+      </w:r>
+    </w:p>
+    <w:p>
+      <w:pPr>
+        <w:pStyle w:val="ListBullet"/>
+      </w:pPr>
+      <w:r>
+        <w:rPr>
+          <w:sz w:val="22"/>
+        </w:rPr>
+        <w:t>Comprehensive cohort-level analytics for instructors to identify learning bottlenecks</w:t>
+      </w:r>
+    </w:p>
+    <w:p>
+      <w:pPr>
+        <w:pStyle w:val="ListBullet"/>
+      </w:pPr>
+      <w:r>
+        <w:rPr>
+          <w:sz w:val="22"/>
+        </w:rPr>
+        <w:t>Engagement tracking through activity streaks and course-specific leaderboards</w:t>
+      </w:r>
+    </w:p>
+    <w:p>
+      <w:pPr>
+        <w:pStyle w:val="ListBullet"/>
+      </w:pPr>
+      <w:r>
+        <w:rPr>
+          <w:sz w:val="22"/>
+        </w:rPr>
+        <w:t>Automated resource health monitoring to ensure link validity and material accessibility</w:t>
+      </w:r>
+    </w:p>
+    <w:p>
+      <w:r>
+        <w:br w:type="page"/>
+      </w:r>
+    </w:p>
+    <w:p>
+      <w:pPr>
+        <w:jc w:val="center"/>
+      </w:pPr>
+      <w:r>
+        <w:rPr>
+          <w:b/>
+          <w:sz w:val="24"/>
         </w:rPr>
         <w:t>2. INTRODUCTION</w:t>
       </w:r>
     </w:p>
     <w:p>
+      <w:pPr>
+        <w:spacing w:line="276" w:lineRule="auto"/>
+      </w:pPr>
       <w:r>
         <w:rPr>
           <w:sz w:val="22"/>
         </w:rPr>
-        <w:t>The volume of high-quality technical learning material available at no cost has never been greater. Documentation, lecture recordings, tutorial series and reference texts covering subjects such as data structures, operating systems and web development are freely accessible to any student with an internet connection. Despite this abundance, a large proportion of learners who begin studying a subject independently do not finish it. Analysis of a large sample of open online courses reports a median completion rate of only 12.6 percent, ranging from 0.7 percent to 52.1 percent across courses. The limiting factor is therefore not the availability of content but the absence of a defined sequence, a reliable sense of position within that sequence, and any external accountability for continuing.</w:t>
+        <w:t>The volume of high-quality technical learning material available at no cost has never been greater. Documentation, lecture recordings, tutorial series and reference texts covering subjects such as data structures, operating systems and web development are freely accessible to any student with an internet connection. Despite this abundance, a large proportion of learners who begin studying a subject independently do not finish it. Analysis of a large sample of open online courses reports a median completion rate of only 12.6 percent, ranging from 0.7 percent to 52.1 percent across courses.</w:t>
         <w:br/>
         <w:br/>
-        <w:t>The pedagogical literature provides strong evidence that structured learning pathways, formative assessment, and feedback mechanisms significantly improve learning outcomes. Test-enhanced learning demonstrates that attempting retrieval tasks improves long-term retention. Active learning increases student performance in STEM disciplines. Gamification techniques, when applied thoughtfully to reward consistency rather than speed, sustain engagement over extended study periods. However, these insights have not been integrated into a unified platform that institutional teachers can deploy for their own classes without requiring a technical infrastructure.</w:t>
+        <w:t>The pedagogical literature provides strong evidence that structured learning pathways, formative assessment, and feedback mechanisms significantly improve learning outcomes. Test-enhanced learning demonstrates that attempting retrieval tasks improves long-term retention. Active learning increases student performance in STEM disciplines. Gamification techniques, when applied thoughtfully to reward consistency rather than speed, sustain engagement over extended study periods.</w:t>
         <w:br/>
         <w:br/>
-        <w:t>Existing platforms address only parts of this gap. Institutional learning management systems such as Moodle and Google Classroom are built primarily around administrative workflows—distributing assignments, collecting submissions and recording marks—and consequently track compliance rather than the progression of understanding. General-purpose note and bookmark applications preserve links but impose no ordering, no prerequisite relationships and no verification that material has actually been engaged with. Large open course platforms such as Coursera and NPTEL provide well-structured content but operate as closed catalogues; a teacher cannot compose a sequence tailored to a particular class, nor observe how that specific cohort is moving through it. Personal task management tools like Notion allow students to assemble their own study plans, but these are single-user, self-declared, and provide no way for an instructor to guide or observe progress.</w:t>
+        <w:t>Existing platforms address only parts of this gap:</w:t>
+        <w:br/>
+        <w:br/>
+        <w:t>• Institutional learning management systems (Moodle, Google Classroom) are built primarily around administrative workflows and track compliance rather than progression of understanding.</w:t>
+        <w:br/>
+        <w:br/>
+        <w:t>• General-purpose note and bookmark applications (Notion, Trello) impose no ordering or prerequisite relationships and provide no verification that material has been engaged with.</w:t>
+        <w:br/>
+        <w:br/>
+        <w:t>• Large open course platforms (Coursera, NPTEL) provide well-structured content but operate as closed catalogues; teachers cannot compose sequences tailored to their classes.</w:t>
         <w:br/>
         <w:br/>
         <w:t>In every case, the person best placed to design a learning path for a group of students—their own teacher—has no tool that turns that path into something a student can follow and a teacher can observe. This project proposes a web-based learning progression platform that closes this gap.</w:t>
@@ -854,75 +923,67 @@
       <w:r>
         <w:rPr>
           <w:b/>
-          <w:sz w:val="26"/>
+          <w:sz w:val="24"/>
         </w:rPr>
         <w:t>3. PROBLEM STATEMENT</w:t>
       </w:r>
     </w:p>
     <w:p>
+      <w:pPr>
+        <w:spacing w:line="276" w:lineRule="auto"/>
+      </w:pPr>
       <w:r>
         <w:rPr>
           <w:sz w:val="22"/>
         </w:rPr>
-        <w:t>To design and develop a role-based web platform that allows teachers to author structured, stage-wise self-learning courses from curated resources, enables students to follow those courses with verified progress tracking and self-assessment checkpoints, and provides teachers with cohort-level analytics identifying where learners are stalling. The platform must ensure that all accounts are provisioned by institutional administrators to maintain access control, support concurrent revision of courses without disturbing existing student progress, and provide background services for resource health monitoring and engagement metric computation.</w:t>
-      </w:r>
-    </w:p>
-    <w:p/>
-    <w:p>
-      <w:pPr>
-        <w:jc w:val="center"/>
-      </w:pPr>
-      <w:r>
-        <w:rPr>
-          <w:b/>
-          <w:sz w:val="26"/>
-        </w:rPr>
-        <w:t>4. OBJECTIVES</w:t>
-      </w:r>
-    </w:p>
-    <w:p>
-      <w:r>
-        <w:rPr>
-          <w:b/>
-          <w:sz w:val="20"/>
-        </w:rPr>
-        <w:t xml:space="preserve">• Role-Based Institutional Access Control: </w:t>
-      </w:r>
-      <w:r>
-        <w:rPr>
-          <w:sz w:val="20"/>
-        </w:rPr>
-        <w:t>Implement three distinct roles—student, teacher and administrator—with strictly separated capabilities. All accounts are provisioned by the administrator rather than through public registration, ensuring that a deployment remains scoped to a single verified institution and that teaching and enrolment privileges cannot be self-assigned.</w:t>
-      </w:r>
-    </w:p>
-    <w:p>
-      <w:r>
-        <w:rPr>
-          <w:b/>
-          <w:sz w:val="20"/>
-        </w:rPr>
-        <w:t xml:space="preserve">• Structured Course Authoring: </w:t>
-      </w:r>
-      <w:r>
-        <w:rPr>
-          <w:sz w:val="20"/>
-        </w:rPr>
-        <w:t>Enable teachers to compose a course as an ordered hierarchy of stages and sub-stages, attaching curated external resources such as documentation pages and video lectures to each sub-stage. Authoring supports drafting, publishing and subsequent revision of a course without disturbing the recorded progress of students already following it.</w:t>
-      </w:r>
-    </w:p>
-    <w:p>
-      <w:r>
-        <w:rPr>
-          <w:b/>
-          <w:sz w:val="20"/>
-        </w:rPr>
-        <w:t xml:space="preserve">• Verified Progress Tracking: </w:t>
-      </w:r>
-      <w:r>
-        <w:rPr>
-          <w:sz w:val="20"/>
-        </w:rPr>
-        <w:t>Maintain a persistent, per-student record of position within a course at sub-stage granularity. A sub-stage is marked complete only when its associated self-assessment has been attempted, so that recorded progress reflects genuine engagement rather than a checkbox the student has simply ticked.</w:t>
+        <w:t>Manual learning progression tracking and course organization present significant challenges in educational institutions:</w:t>
+        <w:br/>
+        <w:br/>
+        <w:t>• Topic decomposition into learnable sub-topics requires manual effort and lacks standardization.</w:t>
+        <w:br/>
+        <w:br/>
+        <w:t>• Students cannot easily track their progress across multiple learning resources.</w:t>
+        <w:br/>
+        <w:br/>
+        <w:t>• Teachers have no visibility into where students are struggling without manual assessment submission.</w:t>
+        <w:br/>
+        <w:br/>
+        <w:t>• Existing tools address only parts of this workflow:</w:t>
+        <w:br/>
+        <w:t xml:space="preserve">    ○ Search engines provide unsynthesized lists of links without topic coverage assessment.</w:t>
+        <w:br/>
+        <w:t xml:space="preserve">    ○ Learning management systems track grades but not conceptual progression.</w:t>
+        <w:br/>
+        <w:t xml:space="preserve">    ○ General productivity tools impose no structure or verification.</w:t>
+        <w:br/>
+        <w:br/>
+        <w:t>• These limitations result in:</w:t>
+        <w:br/>
+        <w:t xml:space="preserve">    ○ Incomplete learning coverage</w:t>
+        <w:br/>
+        <w:t xml:space="preserve">    ○ Shallow understanding and missed learning gaps</w:t>
+        <w:br/>
+        <w:t xml:space="preserve">    ○ Low completion rates in self-directed learning</w:t>
+        <w:br/>
+        <w:t xml:space="preserve">    ○ Increased teacher effort to understand cohort progress</w:t>
+        <w:br/>
+        <w:br/>
+        <w:t>Therefore, there is a need for a comprehensive platform capable of:</w:t>
+        <w:br/>
+        <w:br/>
+        <w:t>• Enabling structured course authoring with hierarchical stage organization.</w:t>
+        <w:br/>
+        <w:br/>
+        <w:t>• Maintaining verified student progress records tied to assessed understanding.</w:t>
+        <w:br/>
+        <w:br/>
+        <w:t>• Providing teachers with actionable cohort analytics identifying specific learning bottlenecks.</w:t>
+        <w:br/>
+        <w:br/>
+        <w:t>• Sustaining student engagement through structured progression and feedback mechanisms.</w:t>
+        <w:br/>
+        <w:br/>
+        <w:t>The proposed Academic Tracker addresses this need by delivering a complete learning progression platform with teacher-authored structure, verified progress tracking, and instructor-facing analytics.</w:t>
       </w:r>
     </w:p>
     <w:p>
@@ -937,37 +998,121 @@
       <w:r>
         <w:rPr>
           <w:b/>
-          <w:sz w:val="26"/>
+          <w:sz w:val="24"/>
         </w:rPr>
-        <w:t>4. OBJECTIVES (continued)</w:t>
+        <w:t>4. OBJECTIVES</w:t>
+      </w:r>
+    </w:p>
+    <w:p>
+      <w:r>
+        <w:rPr>
+          <w:sz w:val="22"/>
+        </w:rPr>
+        <w:t>The primary objectives of the project are:</w:t>
+      </w:r>
+    </w:p>
+    <w:p/>
+    <w:p>
+      <w:r>
+        <w:rPr>
+          <w:b/>
+          <w:sz w:val="22"/>
+        </w:rPr>
+        <w:t>4.1 Role-Based Institutional Access Control</w:t>
+      </w:r>
+    </w:p>
+    <w:p>
+      <w:pPr>
+        <w:spacing w:line="276" w:lineRule="auto"/>
+        <w:ind w:left="360"/>
+      </w:pPr>
+      <w:r>
+        <w:rPr>
+          <w:sz w:val="22"/>
+        </w:rPr>
+        <w:t>Implement three distinct roles—student, teacher and administrator—with strictly separated capabilities. All accounts are provisioned by the administrator rather than through public registration, ensuring that a deployment remains scoped to a single verified institution and that teaching and enrolment privileges cannot be self-assigned.</w:t>
       </w:r>
     </w:p>
     <w:p>
       <w:r>
         <w:rPr>
           <w:b/>
-          <w:sz w:val="20"/>
+          <w:sz w:val="22"/>
         </w:rPr>
-        <w:t xml:space="preserve">• Retrieval-Based Self-Assessment: </w:t>
+        <w:t>4.2 Structured Course Authoring</w:t>
       </w:r>
+    </w:p>
+    <w:p>
+      <w:pPr>
+        <w:spacing w:line="276" w:lineRule="auto"/>
+        <w:ind w:left="360"/>
+      </w:pPr>
       <w:r>
         <w:rPr>
-          <w:sz w:val="20"/>
+          <w:sz w:val="22"/>
         </w:rPr>
-        <w:t>Provide a short teacher-authored objective quiz at the close of each stage, presented as a knowledge checkpoint rather than a barrier. Attempting the quiz is required to advance, but the score obtained is not, allowing a student to identify weak areas and revisit material without being locked out of the course.</w:t>
+        <w:t>Enable teachers to compose a course as an ordered hierarchy of stages and sub-stages, attaching curated external resources such as documentation pages and video lectures to each sub-stage. Authoring supports drafting, publishing and subsequent revision of a course without disturbing the recorded progress of students already following it.</w:t>
       </w:r>
     </w:p>
     <w:p>
       <w:r>
         <w:rPr>
           <w:b/>
-          <w:sz w:val="20"/>
+          <w:sz w:val="22"/>
         </w:rPr>
-        <w:t xml:space="preserve">• Instructor-Facing Learning Analytics: </w:t>
+        <w:t>4.3 Verified Progress Tracking</w:t>
       </w:r>
+    </w:p>
+    <w:p>
+      <w:pPr>
+        <w:spacing w:line="276" w:lineRule="auto"/>
+        <w:ind w:left="360"/>
+      </w:pPr>
       <w:r>
         <w:rPr>
-          <w:sz w:val="20"/>
+          <w:sz w:val="22"/>
+        </w:rPr>
+        <w:t>Maintain a persistent, per-student record of position within a course at sub-stage granularity. A sub-stage is marked complete only when its associated self-assessment has been attempted, so that recorded progress reflects genuine engagement rather than a checkbox the student has simply ticked.</w:t>
+      </w:r>
+    </w:p>
+    <w:p>
+      <w:r>
+        <w:rPr>
+          <w:b/>
+          <w:sz w:val="22"/>
+        </w:rPr>
+        <w:t>4.4 Retrieval-Based Self-Assessment</w:t>
+      </w:r>
+    </w:p>
+    <w:p>
+      <w:pPr>
+        <w:spacing w:line="276" w:lineRule="auto"/>
+        <w:ind w:left="360"/>
+      </w:pPr>
+      <w:r>
+        <w:rPr>
+          <w:sz w:val="22"/>
+        </w:rPr>
+        <w:t>Provide a short teacher-authored objective quiz at the close of each stage, presented as a knowledge checkpoint rather than a barrier. Attempting the quiz is required in order to progress, but the score obtained is not, allowing a student to identify weak areas and revisit material without being locked out of the course.</w:t>
+      </w:r>
+    </w:p>
+    <w:p>
+      <w:r>
+        <w:rPr>
+          <w:b/>
+          <w:sz w:val="22"/>
+        </w:rPr>
+        <w:t>4.5 Instructor-Facing Learning Analytics</w:t>
+      </w:r>
+    </w:p>
+    <w:p>
+      <w:pPr>
+        <w:spacing w:line="276" w:lineRule="auto"/>
+        <w:ind w:left="360"/>
+      </w:pPr>
+      <w:r>
+        <w:rPr>
+          <w:sz w:val="22"/>
         </w:rPr>
         <w:t>Aggregate individual progress and assessment data into a cohort view for the authoring teacher, reporting distribution of learners across stages, time spent per sub-stage relative to the cohort median, and the specific sub-stages at which the largest proportion of students stall or abandon the course.</w:t>
       </w:r>
@@ -976,13 +1121,19 @@
       <w:r>
         <w:rPr>
           <w:b/>
-          <w:sz w:val="20"/>
+          <w:sz w:val="22"/>
         </w:rPr>
-        <w:t xml:space="preserve">• Sustained Engagement Mechanisms: </w:t>
+        <w:t>4.6 Sustained Engagement Mechanisms</w:t>
       </w:r>
+    </w:p>
+    <w:p>
+      <w:pPr>
+        <w:spacing w:line="276" w:lineRule="auto"/>
+        <w:ind w:left="360"/>
+      </w:pPr>
       <w:r>
         <w:rPr>
-          <w:sz w:val="20"/>
+          <w:sz w:val="22"/>
         </w:rPr>
         <w:t>Encourage continued participation through consistency-oriented metrics such as activity streaks and course-scoped leaderboards, deliberately weighted towards regularity of study rather than raw speed of completion, so that the mechanism rewards sustained effort instead of superficial progression.</w:t>
       </w:r>
@@ -991,13 +1142,19 @@
       <w:r>
         <w:rPr>
           <w:b/>
-          <w:sz w:val="20"/>
+          <w:sz w:val="22"/>
         </w:rPr>
-        <w:t xml:space="preserve">• Resource Integrity Maintenance: </w:t>
+        <w:t>4.7 Resource Integrity Maintenance</w:t>
       </w:r>
+    </w:p>
+    <w:p>
+      <w:pPr>
+        <w:spacing w:line="276" w:lineRule="auto"/>
+        <w:ind w:left="360"/>
+      </w:pPr>
       <w:r>
         <w:rPr>
-          <w:sz w:val="20"/>
+          <w:sz w:val="22"/>
         </w:rPr>
         <w:t>Periodically verify the reachability of every external resource referenced by a published course and flag unreachable links to the authoring teacher, preventing the gradual decay of curated material that undermines the long-term usefulness of link-based learning paths.</w:t>
       </w:r>
@@ -1014,7 +1171,7 @@
       <w:r>
         <w:rPr>
           <w:b/>
-          <w:sz w:val="26"/>
+          <w:sz w:val="24"/>
         </w:rPr>
         <w:t>5. BLOCK DIAGRAM / ARCHITECTURE</w:t>
       </w:r>
@@ -1026,23 +1183,26 @@
     </w:p>
     <w:p/>
     <w:p>
+      <w:pPr>
+        <w:spacing w:line="276" w:lineRule="auto"/>
+      </w:pPr>
       <w:r>
         <w:rPr>
           <w:sz w:val="22"/>
         </w:rPr>
-        <w:t>The system follows a layered architecture in which each layer depends only on the layer directly beneath it, ensuring modularity, testability, and clear separation of concerns. The presentation layer exposes three role-specific interfaces—Student Portal, Teacher Console, and Administrator Console—rendered from a single client application. The API and security layer terminates every incoming request, establishes the identity and role of the caller through JWT token verification, and enforces the access scope permitted to that role before any business logic executes. This layer also implements request validation, schema enforcement, audit logging, and rate limiting to prevent abuse.</w:t>
+        <w:t xml:space="preserve">The system follows a layered architecture in which each layer depends only on the layer directly beneath it, ensuring modularity, testability, and clear separation of concerns. </w:t>
         <w:br/>
         <w:br/>
-        <w:t>The application service layer contains the independent services that constitute the system's functionality, each owning a distinct area of responsibility: Course Authoring, Progress Engine, Assessment Engine, Analytics Engine, Engagement and Leaderboard Service, Resource Health Monitor, and Identity and Provisioning Service. These services are decoupled from each other and communicate through well-defined interfaces, allowing independent testing and deployment.</w:t>
+        <w:t>The presentation layer exposes three role-specific interfaces—Student Portal, Teacher Console, and Administrator Console—rendered from a single client application. The API and security layer terminates every incoming request, establishes the identity and role of the caller through JWT token verification, and enforces the access scope permitted to that role before any business logic executes. This layer also implements request validation, schema enforcement, audit logging, and rate limiting.</w:t>
         <w:br/>
         <w:br/>
-        <w:t>The data access layer isolates these services from the storage engine by mapping domain entities to relational structures through object-relational mapping, and guarantees transactional consistency for operations that update progress and assessment state together. The data persistence layer holds the complete relational schema with tables for institutions, users, courses, stages, sub-stages, resources, quizzes, attempts, progress records, and engagement metrics.</w:t>
+        <w:t>The application service layer contains independent services: Course Authoring, Progress Engine, Assessment Engine, Analytics Engine, Engagement and Leaderboard Service, Resource Health Monitor, and Identity and Provisioning Service. These services are decoupled and communicate through well-defined interfaces.</w:t>
         <w:br/>
         <w:br/>
-        <w:t>A separate scheduled job layer operates on a time trigger rather than on user requests, performing background maintenance and aggregation independently of the request path. This includes periodic link health checks, analytics recomputation, leaderboard refreshes, and reminder dispatch.</w:t>
+        <w:t>The data access layer isolates these services from the storage engine through object-relational mapping and guarantees transactional consistency. The data persistence layer holds the complete relational schema with tables for institutions, users, roles, courses, stages, sub-stages, resources, quizzes, progress records, and engagement metrics.</w:t>
         <w:br/>
         <w:br/>
-        <w:t>External dependencies such as curated web resources, transactional mail services, and cloud hosting infrastructure fall outside the system boundary and are accessed through well-defined interfaces.</w:t>
+        <w:t>A separate scheduled job layer operates on a time trigger, performing background maintenance and aggregation independently of the request path. External dependencies such as curated web resources, transactional mail services, and cloud hosting infrastructure are accessed through well-defined interfaces.</w:t>
       </w:r>
     </w:p>
     <w:p>
@@ -1057,7 +1217,7 @@
       <w:r>
         <w:rPr>
           <w:b/>
-          <w:sz w:val="26"/>
+          <w:sz w:val="24"/>
         </w:rPr>
         <w:t>6. MODULES / COMPONENTS DESCRIPTION</w:t>
       </w:r>
@@ -1068,15 +1228,19 @@
           <w:b/>
           <w:sz w:val="22"/>
         </w:rPr>
-        <w:t>1. Identity, Role and Provisioning Module</w:t>
+        <w:t>6.1 Identity, Role and Provisioning Module</w:t>
       </w:r>
     </w:p>
     <w:p>
+      <w:pPr>
+        <w:spacing w:line="276" w:lineRule="auto"/>
+        <w:ind w:left="360"/>
+      </w:pPr>
       <w:r>
         <w:rPr>
-          <w:sz w:val="20"/>
+          <w:sz w:val="22"/>
         </w:rPr>
-        <w:t>This module governs who may enter the system and what each entrant is permitted to do. Since the platform is intended for deployment within a single institution, it deliberately omits public self-registration; instead, the administrator creates teacher and student accounts, which are then activated by the account holder through a secure activation link. The module issues and verifies signed session tokens (JWT) on each request, resolves the caller's role, and enforces the capability boundaries between the three roles. It additionally supports account deactivation, allowing an administrator to revoke access for a departing student or teacher while preserving the historical records associated with that account. Role-based access is enforced at both the API level and at the business logic level to ensure defense in depth.</w:t>
+        <w:t>This module governs who may enter the system and what each entrant is permitted to do. The administrator creates teacher and student accounts, which are then activated by the account holder through a secure activation link. The module issues and verifies signed session tokens (JWT) on each request and enforces capability boundaries between roles. It additionally supports account deactivation while preserving historical records.</w:t>
       </w:r>
     </w:p>
     <w:p>
@@ -1085,15 +1249,19 @@
           <w:b/>
           <w:sz w:val="22"/>
         </w:rPr>
-        <w:t>2. Course Authoring and Versioning Module</w:t>
+        <w:t>6.2 Course Authoring and Versioning Module</w:t>
       </w:r>
     </w:p>
     <w:p>
+      <w:pPr>
+        <w:spacing w:line="276" w:lineRule="auto"/>
+        <w:ind w:left="360"/>
+      </w:pPr>
       <w:r>
         <w:rPr>
-          <w:sz w:val="20"/>
+          <w:sz w:val="22"/>
         </w:rPr>
-        <w:t>This module provides teachers with the facilities to construct a course as an ordered hierarchy. A course is divided into stages, each stage into sub-stages, and each sub-stage carries one or more curated external resources together with a short descriptive note explaining what the learner should take away from it. Courses exist first in a draft state visible only to the author, and become available to students on publication. The module also manages revision of a published course, retaining the structure a student is currently following so that an edit made by the teacher mid-course does not invalidate or reorder progress that has already been recorded. This ensures that students are not disrupted by curriculum updates while still allowing teachers to improve course material over time.</w:t>
+        <w:t>Teachers compose a course as an ordered hierarchy of stages and sub-stages, attaching curated external resources with descriptive notes to each sub-stage. Courses exist in draft state visible only to the author and become available to students on publication. The module manages revision of published courses, retaining the structure students follow so that teacher edits do not invalidate existing progress.</w:t>
       </w:r>
     </w:p>
     <w:p>
@@ -1102,15 +1270,103 @@
           <w:b/>
           <w:sz w:val="22"/>
         </w:rPr>
-        <w:t>3. Progress Tracking Module</w:t>
+        <w:t>6.3 Progress Tracking Module</w:t>
+      </w:r>
+    </w:p>
+    <w:p>
+      <w:pPr>
+        <w:spacing w:line="276" w:lineRule="auto"/>
+        <w:ind w:left="360"/>
+      </w:pPr>
+      <w:r>
+        <w:rPr>
+          <w:sz w:val="22"/>
+        </w:rPr>
+        <w:t>This module maintains the authoritative record of each learner's position within every course they follow. Progress is stored at sub-stage granularity, capturing state, opening time, and completion time. Completion of a stage is recognized only once its closing self-assessment has been attempted, preventing progress recording for material merely opened.</w:t>
       </w:r>
     </w:p>
     <w:p>
       <w:r>
         <w:rPr>
-          <w:sz w:val="20"/>
+          <w:b/>
+          <w:sz w:val="22"/>
         </w:rPr>
-        <w:t>This module maintains the authoritative record of each learner's position within every course they are following. Progress is stored at sub-stage granularity, capturing the state of each unit, the time at which it was opened and the time at which it was completed. Completion of a stage is recognised only once its closing self-assessment has been attempted, which prevents progress from being recorded for material that was merely opened. The module exposes the current position of a learner to the student interface and supplies the underlying event data consumed by the analytics and engagement modules.</w:t>
+        <w:t>6.4 Assessment Module</w:t>
+      </w:r>
+    </w:p>
+    <w:p>
+      <w:pPr>
+        <w:spacing w:line="276" w:lineRule="auto"/>
+        <w:ind w:left="360"/>
+      </w:pPr>
+      <w:r>
+        <w:rPr>
+          <w:sz w:val="22"/>
+        </w:rPr>
+        <w:t>Teachers author questions, options and correct responses through the teacher console. The module evaluates student submissions automatically on completion, persisting every attempt with per-question outcome. Students can review incorrect responses and revisit corresponding material. The assessment functions as a checkpoint rather than a gate: attempting it is required but the score achieved does not restrict advancement.</w:t>
+      </w:r>
+    </w:p>
+    <w:p>
+      <w:r>
+        <w:rPr>
+          <w:b/>
+          <w:sz w:val="22"/>
+        </w:rPr>
+        <w:t>6.5 Learning Analytics Module</w:t>
+      </w:r>
+    </w:p>
+    <w:p>
+      <w:pPr>
+        <w:spacing w:line="276" w:lineRule="auto"/>
+        <w:ind w:left="360"/>
+      </w:pPr>
+      <w:r>
+        <w:rPr>
+          <w:sz w:val="22"/>
+        </w:rPr>
+        <w:t>This module transforms raw progress and assessment records into an interpretable view for teachers. It reports student distribution across course stages, median and outlier time spent per sub-stage, and incorrect answer rates. It identifies bottleneck points—specific sub-stages where the largest proportion of the cohort slows down or abandons the course—enabling precise instructional intervention.</w:t>
+      </w:r>
+    </w:p>
+    <w:p>
+      <w:r>
+        <w:rPr>
+          <w:b/>
+          <w:sz w:val="22"/>
+        </w:rPr>
+        <w:t>6.6 Engagement and Leaderboard Module</w:t>
+      </w:r>
+    </w:p>
+    <w:p>
+      <w:pPr>
+        <w:spacing w:line="276" w:lineRule="auto"/>
+        <w:ind w:left="360"/>
+      </w:pPr>
+      <w:r>
+        <w:rPr>
+          <w:sz w:val="22"/>
+        </w:rPr>
+        <w:t>This module maintains per-student activity streaks reflecting consecutive days of meaningful progress, derives consistency scores weighted towards regularity, and publishes course-scoped leaderboards so students compare only against peers following the same material. The weighting discourages superficial advancement since rankings reward studying material rather than moving through it quickly.</w:t>
+      </w:r>
+    </w:p>
+    <w:p>
+      <w:r>
+        <w:rPr>
+          <w:b/>
+          <w:sz w:val="22"/>
+        </w:rPr>
+        <w:t>6.7 Resource Integrity and Notification Module</w:t>
+      </w:r>
+    </w:p>
+    <w:p>
+      <w:pPr>
+        <w:spacing w:line="276" w:lineRule="auto"/>
+        <w:ind w:left="360"/>
+      </w:pPr>
+      <w:r>
+        <w:rPr>
+          <w:sz w:val="22"/>
+        </w:rPr>
+        <w:t>This module executes time-triggered background work. It periodically issues reachability checks against every external resource referenced by published courses and flags those that no longer respond, alerting teachers so material does not silently decay. The same scheduler recomputes engagement metrics and analytics outside the request path to keep interactive interfaces responsive, and dispatches notifications covering account provisioning and inactivity alerts.</w:t>
       </w:r>
     </w:p>
     <w:p>
@@ -1125,60 +1381,81 @@
       <w:r>
         <w:rPr>
           <w:b/>
-          <w:sz w:val="26"/>
+          <w:sz w:val="24"/>
         </w:rPr>
-        <w:t>6. MODULES / COMPONENTS DESCRIPTION (continued)</w:t>
+        <w:t>7. EXPECTED OUTCOME</w:t>
       </w:r>
     </w:p>
     <w:p>
+      <w:pPr>
+        <w:pStyle w:val="ListBullet"/>
+        <w:spacing w:line="276" w:lineRule="auto"/>
+      </w:pPr>
       <w:r>
         <w:rPr>
-          <w:b/>
           <w:sz w:val="22"/>
         </w:rPr>
-        <w:t>4. Assessment Module</w:t>
+        <w:t>A deployable multi-role web application supporting three distinct roles, in which a teacher can author and publish a complete structured course and a student can follow it end to end with progress persisted across sessions and devices.</w:t>
       </w:r>
     </w:p>
     <w:p>
+      <w:pPr>
+        <w:pStyle w:val="ListBullet"/>
+        <w:spacing w:line="276" w:lineRule="auto"/>
+      </w:pPr>
       <w:r>
         <w:rPr>
-          <w:sz w:val="20"/>
+          <w:sz w:val="22"/>
         </w:rPr>
-        <w:t>This module manages the objective self-assessment attached to the end of each stage. Teachers author questions, options and the correct response through the teacher console, and the module evaluates a student's submission automatically on completion. Every attempt is persisted with its per-question outcome, allowing a student to review which concepts were answered incorrectly and revisit the corresponding sub-stage material. Consistent with the pedagogical intent of the platform, the assessment functions as a checkpoint rather than a gate: attempting it is required in order to progress, but the score achieved does not restrict advancement. This design encourages mastery-oriented learning and reduces test anxiety.</w:t>
+        <w:t>Verified rather than self-declared progress records, where advancement is tied to an attempted assessment, producing a record of learner position that is meaningfully more reliable than a manually maintained checklist.</w:t>
       </w:r>
     </w:p>
     <w:p>
+      <w:pPr>
+        <w:pStyle w:val="ListBullet"/>
+        <w:spacing w:line="276" w:lineRule="auto"/>
+      </w:pPr>
       <w:r>
         <w:rPr>
-          <w:b/>
           <w:sz w:val="22"/>
         </w:rPr>
-        <w:t>5. Learning Analytics Module</w:t>
+        <w:t>Actionable cohort insight for teachers, identifying the specific sub-stages at which a class is stalling, allowing instructional intervention to be directed at concrete points of difficulty instead of general completion statistics.</w:t>
       </w:r>
     </w:p>
     <w:p>
+      <w:pPr>
+        <w:pStyle w:val="ListBullet"/>
+        <w:spacing w:line="276" w:lineRule="auto"/>
+      </w:pPr>
       <w:r>
         <w:rPr>
-          <w:sz w:val="20"/>
+          <w:sz w:val="22"/>
         </w:rPr>
-        <w:t>This module transforms the raw progress and assessment records of a cohort into an interpretable view for the authoring teacher. It reports the distribution of enrolled students across the stages of a course, the median and outlier time spent on each sub-stage, and the rate at which questions within each assessment are answered incorrectly. From these measures it identifies bottleneck points—the specific sub-stages at which the largest proportion of the cohort slows down or stops entirely—enabling the teacher to intervene precisely where difficulty is concentrated rather than inferring it from aggregate completion percentages. Visualizations and drill-down capabilities allow teachers to explore the data from multiple perspectives.</w:t>
+        <w:t>Measurable improvement in course continuation, demonstrated over a trial cohort within the institution, showing that structured progression combined with checkpoint assessment and engagement feedback sustains participation further into a course than unstructured self-study.</w:t>
       </w:r>
     </w:p>
     <w:p>
+      <w:pPr>
+        <w:pStyle w:val="ListBullet"/>
+        <w:spacing w:line="276" w:lineRule="auto"/>
+      </w:pPr>
       <w:r>
         <w:rPr>
-          <w:b/>
           <w:sz w:val="22"/>
         </w:rPr>
-        <w:t>6. Engagement and Leaderboard Module</w:t>
+        <w:t>A reusable, subject-independent course model verified by populating the platform with courses in distinct domains such as data structures, operating systems and web development.</w:t>
       </w:r>
     </w:p>
     <w:p>
+      <w:pPr>
+        <w:pStyle w:val="ListBullet"/>
+        <w:spacing w:line="276" w:lineRule="auto"/>
+      </w:pPr>
       <w:r>
         <w:rPr>
-          <w:sz w:val="20"/>
+          <w:sz w:val="22"/>
         </w:rPr>
-        <w:t>This module computes and exposes the metrics intended to sustain learner motivation over the duration of a course. It maintains a per-student activity streak reflecting consecutive days of meaningful progress, derives a consistency score weighted towards regularity rather than volume, and publishes a leaderboard scoped to a single course so that students are compared only against peers following the same material. The weighting is chosen deliberately to discourage superficial advancement, since a ranking driven purely by completion speed would reward moving through material rather than learning it.</w:t>
+        <w:t>A foundation for institutional deployment with an administrator-provisioned, institution-scoped design that can be adopted by a school or college as a self-contained instance, establishing a practical basis for extension beyond the scope of this project.</w:t>
       </w:r>
     </w:p>
     <w:p>
@@ -1193,28 +1470,26 @@
       <w:r>
         <w:rPr>
           <w:b/>
-          <w:sz w:val="26"/>
+          <w:sz w:val="24"/>
         </w:rPr>
-        <w:t>6. MODULES / COMPONENTS DESCRIPTION (continued)</w:t>
+        <w:t>8. SYSTEM DESIGN CONSIDERATIONS</w:t>
       </w:r>
     </w:p>
     <w:p>
+      <w:pPr>
+        <w:spacing w:line="276" w:lineRule="auto"/>
+      </w:pPr>
       <w:r>
         <w:rPr>
-          <w:b/>
           <w:sz w:val="22"/>
         </w:rPr>
-        <w:t>7. Resource Integrity and Notification Module</w:t>
+        <w:t>This platform prioritizes institution-scoped deployment over multi-tenancy, ensuring that each deployment is a self-contained instance with its own database and no cross-institutional data sharing. This simplifies compliance with institutional data policies and eliminates complexity of tenant isolation at scale. All user accounts are provisioned by institutional administrators, creating a verification step that ensures only legitimate institution members participate.</w:t>
+        <w:br/>
+        <w:br/>
+        <w:t>The progression model ties advancement to attempted assessment rather than self-declaration, grounding progress records in verifiable learner action. The analytics system computes cohort-level aggregates outside the request path to ensure instructor dashboards remain responsive even as enrollments grow. The engagement metrics are deliberately weighted to reward regularity over speed, aligning with educational research on sustainable learning and deep understanding rather than superficial completion.</w:t>
       </w:r>
     </w:p>
-    <w:p>
-      <w:r>
-        <w:rPr>
-          <w:sz w:val="20"/>
-        </w:rPr>
-        <w:t>This module executes the platform's time-triggered background work. It periodically issues reachability checks against every external resource referenced by a published course and flags those that no longer respond, alerting the authoring teacher so that curated material does not silently decay. The same scheduler recomputes engagement metrics and aggregated analytics outside the request path to keep interactive response times low, and dispatches electronic mail notifications covering account provisioning, prolonged learner inactivity and teacher-side alerts regarding cohort progress. By moving expensive computations off the critical path, this module ensures that the student and teacher interfaces remain responsive.</w:t>
-      </w:r>
-    </w:p>
+    <w:p/>
     <w:p/>
     <w:p>
       <w:pPr>
@@ -1223,163 +1498,79 @@
       <w:r>
         <w:rPr>
           <w:b/>
-          <w:sz w:val="26"/>
-        </w:rPr>
-        <w:t>7. EXPECTED OUTCOME</w:t>
-      </w:r>
-    </w:p>
-    <w:p>
-      <w:r>
-        <w:rPr>
-          <w:sz w:val="20"/>
-        </w:rPr>
-        <w:t>• A deployable multi-role web application supporting three distinct roles, in which a teacher can author and publish a complete structured course and a student can follow it end to end with progress persisted across sessions and devices.</w:t>
-      </w:r>
-    </w:p>
-    <w:p>
-      <w:r>
-        <w:rPr>
-          <w:sz w:val="20"/>
-        </w:rPr>
-        <w:t>• Verified rather than self-declared progress records, where advancement is tied to an attempted assessment, producing a record of learner position that is meaningfully more reliable than a manually maintained checklist.</w:t>
-      </w:r>
-    </w:p>
-    <w:p>
-      <w:r>
-        <w:rPr>
-          <w:sz w:val="20"/>
-        </w:rPr>
-        <w:t>• Actionable cohort insight for teachers, identifying the specific sub-stages at which a class is stalling, allowing instructional intervention to be directed at concrete points of difficulty instead of general completion statistics.</w:t>
-      </w:r>
-    </w:p>
-    <w:p>
-      <w:r>
-        <w:br w:type="page"/>
-      </w:r>
-    </w:p>
-    <w:p>
-      <w:pPr>
-        <w:jc w:val="center"/>
-      </w:pPr>
-      <w:r>
-        <w:rPr>
-          <w:b/>
-          <w:sz w:val="26"/>
-        </w:rPr>
-        <w:t>7. EXPECTED OUTCOME (continued)</w:t>
-      </w:r>
-    </w:p>
-    <w:p>
-      <w:r>
-        <w:rPr>
-          <w:sz w:val="20"/>
-        </w:rPr>
-        <w:t>• Measurable improvement in course continuation, demonstration over a trial cohort within the institution that structured progression combined with checkpoint assessment and engagement feedback sustains participation further into a course than unstructured self-study of the same material.</w:t>
-      </w:r>
-    </w:p>
-    <w:p>
-      <w:r>
-        <w:rPr>
-          <w:sz w:val="20"/>
-        </w:rPr>
-        <w:t>• A reusable, subject-independent course model verified by populating the platform with courses in distinct domains such as data structures, operating systems and web development.</w:t>
-      </w:r>
-    </w:p>
-    <w:p>
-      <w:r>
-        <w:rPr>
-          <w:sz w:val="20"/>
-        </w:rPr>
-        <w:t>• A foundation for institutional deployment, establishing a practical basis for adoption by a school or college as a self-contained instance, with extension and customization possible within the modular architecture.</w:t>
-      </w:r>
-    </w:p>
-    <w:p/>
-    <w:p>
-      <w:pPr>
-        <w:jc w:val="center"/>
-      </w:pPr>
-      <w:r>
-        <w:rPr>
-          <w:b/>
-          <w:sz w:val="26"/>
-        </w:rPr>
-        <w:t>8. SYSTEM DESIGN CONSIDERATIONS</w:t>
-      </w:r>
-    </w:p>
-    <w:p>
-      <w:r>
-        <w:rPr>
-          <w:sz w:val="22"/>
-        </w:rPr>
-        <w:t>The design of this platform prioritizes institution-scoped deployment over multi-tenancy, ensuring that each deployment is a self-contained instance with its own database and no cross-institutional data sharing. This simplifies compliance with institutional data policies and eliminates the complexity of tenant isolation at scale. All user accounts are provisioned by institutional administrators, creating a verification step that prevents unauthorized access and ensures that only legitimate members of the institution can participate. The progression model ties advancement to attempted assessment rather than self-declaration, grounding progress records in verifiable learner action. The analytics system computes cohort-level aggregates outside the request path to ensure that instructor dashboards remain responsive even as course enrollments grow. The engagement metrics are deliberately weighted to reward regularity over speed, aligning with educational research on sustainable learning.</w:t>
-      </w:r>
-    </w:p>
-    <w:p>
-      <w:r>
-        <w:br w:type="page"/>
-      </w:r>
-    </w:p>
-    <w:p>
-      <w:pPr>
-        <w:jc w:val="center"/>
-      </w:pPr>
-      <w:r>
-        <w:rPr>
-          <w:b/>
-          <w:sz w:val="26"/>
+          <w:sz w:val="24"/>
         </w:rPr>
         <w:t>9. REFERENCES</w:t>
       </w:r>
     </w:p>
     <w:p>
+      <w:pPr>
+        <w:spacing w:line="276" w:lineRule="auto"/>
+      </w:pPr>
       <w:r>
         <w:rPr>
-          <w:sz w:val="20"/>
+          <w:sz w:val="22"/>
         </w:rPr>
-        <w:t>[1] K. Jordan, "Massive open online course completion rates revisited: Assessment, length and attrition," Int. Rev. Res. Open Distrib. Learn., vol. 16, no. 3, pp. 341–358, Jun. 2015, doi: 10.19173/irrodl.v16i3.2112.</w:t>
+        <w:t>[1] K. Jordan, "Massive open online course completion rates revisited: Assessment, length and attrition," Int. Rev. Res. Open Distrib. Learn., vol. 16, no. 3, pp. 341–358, Jun. 2015.</w:t>
       </w:r>
     </w:p>
     <w:p>
+      <w:pPr>
+        <w:spacing w:line="276" w:lineRule="auto"/>
+      </w:pPr>
       <w:r>
         <w:rPr>
-          <w:sz w:val="20"/>
+          <w:sz w:val="22"/>
         </w:rPr>
-        <w:t>[2] K. S. Hone and G. R. El Said, "Exploring the factors affecting MOOC retention: A survey study," Comput. Educ., vol. 98, pp. 157–168, Jul. 2016, doi: 10.1016/j.compedu.2016.03.016.</w:t>
+        <w:t>[2] K. S. Hone and G. R. El Said, "Exploring the factors affecting MOOC retention: A survey study," Comput. Educ., vol. 98, pp. 157–168, Jul. 2016.</w:t>
       </w:r>
     </w:p>
     <w:p>
+      <w:pPr>
+        <w:spacing w:line="276" w:lineRule="auto"/>
+      </w:pPr>
       <w:r>
         <w:rPr>
-          <w:sz w:val="20"/>
+          <w:sz w:val="22"/>
         </w:rPr>
-        <w:t>[3] J. A. Greene, C. A. Oswald, and J. Pomerantz, "Predictors of retention and achievement in a massive open online course," Amer. Educ. Res. J., vol. 52, no. 5, pp. 925–955, Oct. 2015, doi: 10.3102/0002831215584621.</w:t>
+        <w:t>[3] J. A. Greene, C. A. Oswald, and J. Pomerantz, "Predictors of retention and achievement in a massive open online course," Amer. Educ. Res. J., vol. 52, no. 5, pp. 925–955, Oct. 2015.</w:t>
       </w:r>
     </w:p>
     <w:p>
+      <w:pPr>
+        <w:spacing w:line="276" w:lineRule="auto"/>
+      </w:pPr>
       <w:r>
         <w:rPr>
-          <w:sz w:val="20"/>
+          <w:sz w:val="22"/>
         </w:rPr>
-        <w:t>[4] H. L. Roediger and J. D. Karpicke, "Test-enhanced learning: Taking memory tests improves long-term retention," Psychol. Sci., vol. 17, no. 3, pp. 249–255, Mar. 2006, doi: 10.1111/j.1467-9280.2006.01693.x.</w:t>
+        <w:t>[4] H. L. Roediger and J. D. Karpicke, "Test-enhanced learning: Taking memory tests improves long-term retention," Psychol. Sci., vol. 17, no. 3, pp. 249–255, Mar. 2006.</w:t>
       </w:r>
     </w:p>
     <w:p>
+      <w:pPr>
+        <w:spacing w:line="276" w:lineRule="auto"/>
+      </w:pPr>
       <w:r>
         <w:rPr>
-          <w:sz w:val="20"/>
+          <w:sz w:val="22"/>
         </w:rPr>
-        <w:t>[5] S. Freeman, S. L. Eddy, M. McDonough, M. K. Smith, N. Okoroafor, H. Jordt, and M. P. Wenderoth, "Active learning increases student performance in science, engineering, and mathematics," Proc. Nat. Acad. Sci. USA, vol. 111, no. 23, pp. 8410–8415, Jun. 2014, doi: 10.1073/pnas.1319030111.</w:t>
+        <w:t>[5] S. Freeman et al., "Active learning increases student performance in science, engineering, and mathematics," Proc. Nat. Acad. Sci. USA, vol. 111, no. 23, pp. 8410–8415, Jun. 2014.</w:t>
       </w:r>
     </w:p>
     <w:p>
+      <w:pPr>
+        <w:spacing w:line="276" w:lineRule="auto"/>
+      </w:pPr>
       <w:r>
         <w:rPr>
-          <w:sz w:val="20"/>
+          <w:sz w:val="22"/>
         </w:rPr>
-        <w:t>[6] J. Hamari, J. Koivisto, and H. Sarsa, "Does gamification work? — A literature review of empirical studies on gamification," in Proc. 47th Hawaii Int. Conf. Syst. Sci. (HICSS), Waikoloa, HI, USA, Jan. 2014, pp. 3025–3034, doi: 10.1109/HICSS.2014.377.</w:t>
+        <w:t>[6] J. Hamari, J. Koivisto, and H. Sarsa, "Does gamification work? — A literature review of empirical studies on gamification," in Proc. 47th Hawaii Int. Conf. Syst. Sci. (HICSS), Waikoloa, HI, USA, Jan. 2014, pp. 3025–3034.</w:t>
       </w:r>
     </w:p>
     <w:sectPr>
+      <w:headerReference w:type="default" r:id="rId9"/>
       <w:pgSz w:w="12240" w:h="15840"/>
       <w:pgMar w:top="1080" w:right="1440" w:bottom="1080" w:left="1440" w:header="720" w:footer="720" w:gutter="0"/>
       <w:cols w:space="720"/>
@@ -1387,6 +1578,23 @@
     </w:sectPr>
   </w:body>
 </w:document>
+</file>
+
+<file path=word/header1.xml><?xml version="1.0" encoding="utf-8"?>
+<w:hdr xmlns:m="http://schemas.openxmlformats.org/officeDocument/2006/math" xmlns:mc="http://schemas.openxmlformats.org/markup-compatibility/2006" xmlns:mo="http://schemas.microsoft.com/office/mac/office/2008/main" xmlns:mv="urn:schemas-microsoft-com:mac:vml" xmlns:o="urn:schemas-microsoft-com:office:office" xmlns:r="http://schemas.openxmlformats.org/officeDocument/2006/relationships" xmlns:v="urn:schemas-microsoft-com:vml" xmlns:w10="urn:schemas-microsoft-com:office:word" xmlns:w14="http://schemas.microsoft.com/office/word/2010/wordml" xmlns:w="http://schemas.openxmlformats.org/wordprocessingml/2006/main" xmlns:wne="http://schemas.microsoft.com/office/word/2006/wordml" xmlns:wp14="http://schemas.microsoft.com/office/word/2010/wordprocessingDrawing" xmlns:wp="http://schemas.openxmlformats.org/drawingml/2006/wordprocessingDrawing" xmlns:wpc="http://schemas.microsoft.com/office/word/2010/wordprocessingCanvas" xmlns:wpg="http://schemas.microsoft.com/office/word/2010/wordprocessingGroup" xmlns:wpi="http://schemas.microsoft.com/office/word/2010/wordprocessingInk" xmlns:wps="http://schemas.microsoft.com/office/word/2010/wordprocessingShape" mc:Ignorable="w14 wp14">
+  <w:p>
+    <w:pPr>
+      <w:pStyle w:val="Header"/>
+      <w:spacing w:after="120"/>
+    </w:pPr>
+    <w:r>
+      <w:rPr>
+        <w:sz w:val="18"/>
+      </w:rPr>
+      <w:t>Synopsis – Academic Tracker</w:t>
+    </w:r>
+  </w:p>
+</w:hdr>
 </file>
 
 <file path=word/numbering.xml><?xml version="1.0" encoding="utf-8"?>

--- a/Academic_Tracker_Synopsis.docx
+++ b/Academic_Tracker_Synopsis.docx
@@ -12,7 +12,6 @@
           <w:sz w:val="28"/>
         </w:rPr>
         <w:t>BANGALORE INSTITUTE OF TECHNOLOGY</w:t>
-        <w:br/>
       </w:r>
     </w:p>
     <w:p>
@@ -25,12 +24,20 @@
         </w:rPr>
         <w:t>An Autonomous Institution affiliated to VTU, Belagavi</w:t>
         <w:br/>
+        <w:t>K.R. Road, V.V.Pura, Bengaluru-560 004</w:t>
       </w:r>
+    </w:p>
+    <w:p/>
+    <w:p>
+      <w:pPr>
+        <w:jc w:val="center"/>
+      </w:pPr>
       <w:r>
         <w:rPr>
-          <w:sz w:val="20"/>
+          <w:i/>
+          <w:sz w:val="18"/>
         </w:rPr>
-        <w:t>K.R. Road, V.V.Pura, Bengaluru-560 004</w:t>
+        <w:t>[BIT LOGO]</w:t>
       </w:r>
     </w:p>
     <w:p/>
@@ -56,22 +63,37 @@
           <w:b/>
           <w:sz w:val="24"/>
         </w:rPr>
-        <w:t>Minor-Project Synopsis</w:t>
-        <w:br/>
+        <w:t>Minor-Project Synopsis (BCS586)</w:t>
       </w:r>
+    </w:p>
+    <w:p/>
+    <w:p>
+      <w:pPr>
+        <w:jc w:val="center"/>
+      </w:pPr>
       <w:r>
         <w:rPr>
           <w:sz w:val="20"/>
         </w:rPr>
-        <w:t>V – Semester, 2026-2027 (ODD)</w:t>
+        <w:t>V – Sem</w:t>
+        <w:br/>
+        <w:t>2026-2027 (ODD)</w:t>
       </w:r>
     </w:p>
     <w:p/>
+    <w:p>
+      <w:r>
+        <w:rPr>
+          <w:b/>
+          <w:sz w:val="20"/>
+        </w:rPr>
+        <w:t>MINOR - PROJECT GROUP</w:t>
+      </w:r>
+    </w:p>
     <w:tbl>
       <w:tblPr>
         <w:tblStyle w:val="LightGrid-Accent1"/>
         <w:tblW w:type="auto" w:w="0"/>
-        <w:tblLayout w:type="fixed"/>
         <w:tblLook w:firstColumn="1" w:firstRow="1" w:lastColumn="0" w:lastRow="0" w:noHBand="0" w:noVBand="1" w:val="04A0"/>
       </w:tblPr>
       <w:tblGrid>
@@ -86,7 +108,7 @@
       <w:tr>
         <w:tc>
           <w:tcPr>
-            <w:tcW w:type="dxa" w:w="720"/>
+            <w:tcW w:type="dxa" w:w="576"/>
           </w:tcPr>
           <w:p>
             <w:pPr>
@@ -97,13 +119,15 @@
                 <w:b/>
                 <w:sz w:val="18"/>
               </w:rPr>
-              <w:t>Sl. No.</w:t>
+              <w:t>Sl.</w:t>
+              <w:br/>
+              <w:t>No.</w:t>
             </w:r>
           </w:p>
         </w:tc>
         <w:tc>
           <w:tcPr>
-            <w:tcW w:type="dxa" w:w="1728"/>
+            <w:tcW w:type="dxa" w:w="1584"/>
           </w:tcPr>
           <w:p>
             <w:pPr>
@@ -120,7 +144,7 @@
         </w:tc>
         <w:tc>
           <w:tcPr>
-            <w:tcW w:type="dxa" w:w="2592"/>
+            <w:tcW w:type="dxa" w:w="2304"/>
           </w:tcPr>
           <w:p>
             <w:pPr>
@@ -137,7 +161,7 @@
         </w:tc>
         <w:tc>
           <w:tcPr>
-            <w:tcW w:type="dxa" w:w="864"/>
+            <w:tcW w:type="dxa" w:w="720"/>
           </w:tcPr>
           <w:p>
             <w:pPr>
@@ -154,7 +178,7 @@
         </w:tc>
         <w:tc>
           <w:tcPr>
-            <w:tcW w:type="dxa" w:w="2880"/>
+            <w:tcW w:type="dxa" w:w="3168"/>
           </w:tcPr>
           <w:p>
             <w:pPr>
@@ -171,7 +195,7 @@
         </w:tc>
         <w:tc>
           <w:tcPr>
-            <w:tcW w:type="dxa" w:w="1728"/>
+            <w:tcW w:type="dxa" w:w="1584"/>
           </w:tcPr>
           <w:p>
             <w:pPr>
@@ -188,7 +212,7 @@
         </w:tc>
         <w:tc>
           <w:tcPr>
-            <w:tcW w:type="dxa" w:w="1152"/>
+            <w:tcW w:type="dxa" w:w="1008"/>
           </w:tcPr>
           <w:p>
             <w:pPr>
@@ -207,9 +231,12 @@
       <w:tr>
         <w:tc>
           <w:tcPr>
-            <w:tcW w:type="dxa" w:w="720"/>
+            <w:tcW w:type="dxa" w:w="576"/>
           </w:tcPr>
           <w:p>
+            <w:pPr>
+              <w:jc w:val="center"/>
+            </w:pPr>
             <w:r>
               <w:rPr>
                 <w:sz w:val="18"/>
@@ -220,35 +247,44 @@
         </w:tc>
         <w:tc>
           <w:tcPr>
-            <w:tcW w:type="dxa" w:w="1728"/>
+            <w:tcW w:type="dxa" w:w="1584"/>
           </w:tcPr>
           <w:p>
+            <w:pPr>
+              <w:jc w:val="left"/>
+            </w:pPr>
             <w:r>
               <w:rPr>
                 <w:sz w:val="18"/>
               </w:rPr>
-              <w:t>Reg No. 1</w:t>
+              <w:t>1BI24CS012</w:t>
             </w:r>
           </w:p>
         </w:tc>
         <w:tc>
           <w:tcPr>
-            <w:tcW w:type="dxa" w:w="2592"/>
+            <w:tcW w:type="dxa" w:w="2304"/>
           </w:tcPr>
           <w:p>
+            <w:pPr>
+              <w:jc w:val="left"/>
+            </w:pPr>
             <w:r>
               <w:rPr>
                 <w:sz w:val="18"/>
               </w:rPr>
-              <w:t>Akshat Prashar</w:t>
+              <w:t>AKSHAT PRASHAR</w:t>
             </w:r>
           </w:p>
         </w:tc>
         <w:tc>
           <w:tcPr>
-            <w:tcW w:type="dxa" w:w="864"/>
+            <w:tcW w:type="dxa" w:w="720"/>
           </w:tcPr>
           <w:p>
+            <w:pPr>
+              <w:jc w:val="center"/>
+            </w:pPr>
             <w:r>
               <w:rPr>
                 <w:sz w:val="18"/>
@@ -259,35 +295,44 @@
         </w:tc>
         <w:tc>
           <w:tcPr>
-            <w:tcW w:type="dxa" w:w="2880"/>
+            <w:tcW w:type="dxa" w:w="3168"/>
           </w:tcPr>
           <w:p>
+            <w:pPr>
+              <w:jc w:val="left"/>
+            </w:pPr>
             <w:r>
               <w:rPr>
                 <w:sz w:val="18"/>
               </w:rPr>
-              <w:t>akshat@bit.ac.in</w:t>
+              <w:t>akshat.prashar104@gmail.com</w:t>
             </w:r>
           </w:p>
         </w:tc>
         <w:tc>
           <w:tcPr>
-            <w:tcW w:type="dxa" w:w="1728"/>
+            <w:tcW w:type="dxa" w:w="1584"/>
           </w:tcPr>
           <w:p>
+            <w:pPr>
+              <w:jc w:val="left"/>
+            </w:pPr>
             <w:r>
               <w:rPr>
                 <w:sz w:val="18"/>
               </w:rPr>
-              <w:t>9xxxxxxxxx</w:t>
+              <w:t>7009204259</w:t>
             </w:r>
           </w:p>
         </w:tc>
         <w:tc>
           <w:tcPr>
-            <w:tcW w:type="dxa" w:w="1152"/>
+            <w:tcW w:type="dxa" w:w="1008"/>
           </w:tcPr>
           <w:p>
+            <w:pPr>
+              <w:jc w:val="left"/>
+            </w:pPr>
             <w:r>
               <w:rPr>
                 <w:sz w:val="18"/>
@@ -299,9 +344,12 @@
       <w:tr>
         <w:tc>
           <w:tcPr>
-            <w:tcW w:type="dxa" w:w="720"/>
+            <w:tcW w:type="dxa" w:w="576"/>
           </w:tcPr>
           <w:p>
+            <w:pPr>
+              <w:jc w:val="center"/>
+            </w:pPr>
             <w:r>
               <w:rPr>
                 <w:sz w:val="18"/>
@@ -312,35 +360,44 @@
         </w:tc>
         <w:tc>
           <w:tcPr>
-            <w:tcW w:type="dxa" w:w="1728"/>
+            <w:tcW w:type="dxa" w:w="1584"/>
           </w:tcPr>
           <w:p>
+            <w:pPr>
+              <w:jc w:val="left"/>
+            </w:pPr>
             <w:r>
               <w:rPr>
                 <w:sz w:val="18"/>
               </w:rPr>
-              <w:t>Reg No. 2</w:t>
+              <w:t>1BI24CS036</w:t>
             </w:r>
           </w:p>
         </w:tc>
         <w:tc>
           <w:tcPr>
-            <w:tcW w:type="dxa" w:w="2592"/>
+            <w:tcW w:type="dxa" w:w="2304"/>
           </w:tcPr>
           <w:p>
+            <w:pPr>
+              <w:jc w:val="left"/>
+            </w:pPr>
             <w:r>
               <w:rPr>
                 <w:sz w:val="18"/>
               </w:rPr>
-              <w:t>Chandan V</w:t>
+              <w:t>CHANDAN VENKATESH</w:t>
             </w:r>
           </w:p>
         </w:tc>
         <w:tc>
           <w:tcPr>
-            <w:tcW w:type="dxa" w:w="864"/>
+            <w:tcW w:type="dxa" w:w="720"/>
           </w:tcPr>
           <w:p>
+            <w:pPr>
+              <w:jc w:val="center"/>
+            </w:pPr>
             <w:r>
               <w:rPr>
                 <w:sz w:val="18"/>
@@ -351,35 +408,44 @@
         </w:tc>
         <w:tc>
           <w:tcPr>
-            <w:tcW w:type="dxa" w:w="2880"/>
+            <w:tcW w:type="dxa" w:w="3168"/>
           </w:tcPr>
           <w:p>
+            <w:pPr>
+              <w:jc w:val="left"/>
+            </w:pPr>
             <w:r>
               <w:rPr>
                 <w:sz w:val="18"/>
               </w:rPr>
-              <w:t>chandan@bit.ac.in</w:t>
+              <w:t>chandanvenkatesh1@gmail.com</w:t>
             </w:r>
           </w:p>
         </w:tc>
         <w:tc>
           <w:tcPr>
-            <w:tcW w:type="dxa" w:w="1728"/>
+            <w:tcW w:type="dxa" w:w="1584"/>
           </w:tcPr>
           <w:p>
+            <w:pPr>
+              <w:jc w:val="left"/>
+            </w:pPr>
             <w:r>
               <w:rPr>
                 <w:sz w:val="18"/>
               </w:rPr>
-              <w:t>9xxxxxxxxx</w:t>
+              <w:t>7337897486</w:t>
             </w:r>
           </w:p>
         </w:tc>
         <w:tc>
           <w:tcPr>
-            <w:tcW w:type="dxa" w:w="1152"/>
+            <w:tcW w:type="dxa" w:w="1008"/>
           </w:tcPr>
           <w:p>
+            <w:pPr>
+              <w:jc w:val="left"/>
+            </w:pPr>
             <w:r>
               <w:rPr>
                 <w:sz w:val="18"/>
@@ -391,9 +457,12 @@
       <w:tr>
         <w:tc>
           <w:tcPr>
-            <w:tcW w:type="dxa" w:w="720"/>
+            <w:tcW w:type="dxa" w:w="576"/>
           </w:tcPr>
           <w:p>
+            <w:pPr>
+              <w:jc w:val="center"/>
+            </w:pPr>
             <w:r>
               <w:rPr>
                 <w:sz w:val="18"/>
@@ -404,35 +473,44 @@
         </w:tc>
         <w:tc>
           <w:tcPr>
-            <w:tcW w:type="dxa" w:w="1728"/>
+            <w:tcW w:type="dxa" w:w="1584"/>
           </w:tcPr>
           <w:p>
+            <w:pPr>
+              <w:jc w:val="left"/>
+            </w:pPr>
             <w:r>
               <w:rPr>
                 <w:sz w:val="18"/>
               </w:rPr>
-              <w:t>Reg No. 3</w:t>
+              <w:t>1BI24CS052</w:t>
             </w:r>
           </w:p>
         </w:tc>
         <w:tc>
           <w:tcPr>
-            <w:tcW w:type="dxa" w:w="2592"/>
+            <w:tcW w:type="dxa" w:w="2304"/>
           </w:tcPr>
           <w:p>
+            <w:pPr>
+              <w:jc w:val="left"/>
+            </w:pPr>
             <w:r>
               <w:rPr>
                 <w:sz w:val="18"/>
               </w:rPr>
-              <w:t>Dinesh Balwan</w:t>
+              <w:t>DINESH BALWAN</w:t>
             </w:r>
           </w:p>
         </w:tc>
         <w:tc>
           <w:tcPr>
-            <w:tcW w:type="dxa" w:w="864"/>
+            <w:tcW w:type="dxa" w:w="720"/>
           </w:tcPr>
           <w:p>
+            <w:pPr>
+              <w:jc w:val="center"/>
+            </w:pPr>
             <w:r>
               <w:rPr>
                 <w:sz w:val="18"/>
@@ -443,35 +521,44 @@
         </w:tc>
         <w:tc>
           <w:tcPr>
-            <w:tcW w:type="dxa" w:w="2880"/>
+            <w:tcW w:type="dxa" w:w="3168"/>
           </w:tcPr>
           <w:p>
+            <w:pPr>
+              <w:jc w:val="left"/>
+            </w:pPr>
             <w:r>
               <w:rPr>
                 <w:sz w:val="18"/>
               </w:rPr>
-              <w:t>dinesh@bit.ac.in</w:t>
+              <w:t>dineshbalwan103@gmail.com</w:t>
             </w:r>
           </w:p>
         </w:tc>
         <w:tc>
           <w:tcPr>
-            <w:tcW w:type="dxa" w:w="1728"/>
+            <w:tcW w:type="dxa" w:w="1584"/>
           </w:tcPr>
           <w:p>
+            <w:pPr>
+              <w:jc w:val="left"/>
+            </w:pPr>
             <w:r>
               <w:rPr>
                 <w:sz w:val="18"/>
               </w:rPr>
-              <w:t>9xxxxxxxxx</w:t>
+              <w:t>9310267498</w:t>
             </w:r>
           </w:p>
         </w:tc>
         <w:tc>
           <w:tcPr>
-            <w:tcW w:type="dxa" w:w="1152"/>
+            <w:tcW w:type="dxa" w:w="1008"/>
           </w:tcPr>
           <w:p>
+            <w:pPr>
+              <w:jc w:val="left"/>
+            </w:pPr>
             <w:r>
               <w:rPr>
                 <w:sz w:val="18"/>
@@ -483,9 +570,12 @@
       <w:tr>
         <w:tc>
           <w:tcPr>
-            <w:tcW w:type="dxa" w:w="720"/>
+            <w:tcW w:type="dxa" w:w="576"/>
           </w:tcPr>
           <w:p>
+            <w:pPr>
+              <w:jc w:val="center"/>
+            </w:pPr>
             <w:r>
               <w:rPr>
                 <w:sz w:val="18"/>
@@ -496,35 +586,44 @@
         </w:tc>
         <w:tc>
           <w:tcPr>
-            <w:tcW w:type="dxa" w:w="1728"/>
+            <w:tcW w:type="dxa" w:w="1584"/>
           </w:tcPr>
           <w:p>
+            <w:pPr>
+              <w:jc w:val="left"/>
+            </w:pPr>
             <w:r>
               <w:rPr>
                 <w:sz w:val="18"/>
               </w:rPr>
-              <w:t>Reg No. 4</w:t>
+              <w:t>1BI24CS068</w:t>
             </w:r>
           </w:p>
         </w:tc>
         <w:tc>
           <w:tcPr>
-            <w:tcW w:type="dxa" w:w="2592"/>
+            <w:tcW w:type="dxa" w:w="2304"/>
           </w:tcPr>
           <w:p>
+            <w:pPr>
+              <w:jc w:val="left"/>
+            </w:pPr>
             <w:r>
               <w:rPr>
                 <w:sz w:val="18"/>
               </w:rPr>
-              <w:t>Harsh Tewari</w:t>
+              <w:t>HARSH TEWARI</w:t>
             </w:r>
           </w:p>
         </w:tc>
         <w:tc>
           <w:tcPr>
-            <w:tcW w:type="dxa" w:w="864"/>
+            <w:tcW w:type="dxa" w:w="720"/>
           </w:tcPr>
           <w:p>
+            <w:pPr>
+              <w:jc w:val="center"/>
+            </w:pPr>
             <w:r>
               <w:rPr>
                 <w:sz w:val="18"/>
@@ -535,35 +634,44 @@
         </w:tc>
         <w:tc>
           <w:tcPr>
-            <w:tcW w:type="dxa" w:w="2880"/>
+            <w:tcW w:type="dxa" w:w="3168"/>
           </w:tcPr>
           <w:p>
+            <w:pPr>
+              <w:jc w:val="left"/>
+            </w:pPr>
             <w:r>
               <w:rPr>
                 <w:sz w:val="18"/>
               </w:rPr>
-              <w:t>harsh@bit.ac.in</w:t>
+              <w:t>Harshtewari2005@gmail.com</w:t>
             </w:r>
           </w:p>
         </w:tc>
         <w:tc>
           <w:tcPr>
-            <w:tcW w:type="dxa" w:w="1728"/>
+            <w:tcW w:type="dxa" w:w="1584"/>
           </w:tcPr>
           <w:p>
+            <w:pPr>
+              <w:jc w:val="left"/>
+            </w:pPr>
             <w:r>
               <w:rPr>
                 <w:sz w:val="18"/>
               </w:rPr>
-              <w:t>9xxxxxxxxx</w:t>
+              <w:t>8006423415</w:t>
             </w:r>
           </w:p>
         </w:tc>
         <w:tc>
           <w:tcPr>
-            <w:tcW w:type="dxa" w:w="1152"/>
+            <w:tcW w:type="dxa" w:w="1008"/>
           </w:tcPr>
           <w:p>
+            <w:pPr>
+              <w:jc w:val="left"/>
+            </w:pPr>
             <w:r>
               <w:rPr>
                 <w:sz w:val="18"/>
@@ -691,7 +799,13 @@
           <w:tcPr>
             <w:tcW w:type="dxa" w:w="4680"/>
           </w:tcPr>
-          <w:p/>
+          <w:p>
+            <w:r>
+              <w:rPr>
+                <w:sz w:val="20"/>
+              </w:rPr>
+            </w:r>
+          </w:p>
         </w:tc>
       </w:tr>
       <w:tr>
@@ -713,7 +827,13 @@
           <w:tcPr>
             <w:tcW w:type="dxa" w:w="4680"/>
           </w:tcPr>
-          <w:p/>
+          <w:p>
+            <w:r>
+              <w:rPr>
+                <w:sz w:val="20"/>
+              </w:rPr>
+            </w:r>
+          </w:p>
         </w:tc>
       </w:tr>
       <w:tr>
@@ -737,6 +857,9 @@
           </w:tcPr>
           <w:p>
             <w:r>
+              <w:rPr>
+                <w:sz w:val="20"/>
+              </w:rPr>
               <w:t>Accepted/To be modified/Rejected</w:t>
             </w:r>
           </w:p>
@@ -762,6 +885,14 @@
       </w:r>
     </w:p>
     <w:p>
+      <w:r>
+        <w:rPr>
+          <w:sz w:val="18"/>
+        </w:rPr>
+        <w:t>Synopsis – Academic Tracker</w:t>
+      </w:r>
+    </w:p>
+    <w:p>
       <w:pPr>
         <w:jc w:val="center"/>
       </w:pPr>
@@ -774,20 +905,17 @@
       </w:r>
     </w:p>
     <w:p>
-      <w:pPr>
-        <w:spacing w:line="276" w:lineRule="auto"/>
-      </w:pPr>
       <w:r>
         <w:rPr>
           <w:sz w:val="22"/>
         </w:rPr>
-        <w:t xml:space="preserve">Self-directed learning today fails not from a shortage of material but from a shortage of structure and accountability. This project proposes a role-based, institution-scoped learning progression platform in which teachers author courses as ordered stages and sub-stages, each linked to curated documentation and video resources and closed by a short self-assessment quiz. </w:t>
+        <w:t>Self-directed learning today fails not from a shortage of material but from a shortage of structure and accountability. This project proposes a role-based, institution-scoped learning progression platform in which teachers author courses as ordered stages and sub-stages, each linked to curated documentation and video resources and closed by a short self-assessment quiz.</w:t>
         <w:br/>
         <w:br/>
         <w:t>Students follow a published course while the system records verified progress, and sustained effort is encouraged through streak-based engagement scoring. Teachers receive cohort analytics that identify exactly where learners stall, and administrators provision every account, keeping the deployment closed to a single institution. The system is delivered as a web application.</w:t>
         <w:br/>
         <w:br/>
-        <w:t>The platform addresses the fundamental gap in self-directed learning by providing structure, verification, and accountability mechanisms. Unlike existing solutions that either focus on administrative workflows or operate as closed catalogues, this system enables teachers to author tailored learning paths while maintaining visibility into how their students progress through those paths. The combination of structured progression, verified assessments, and actionable analytics creates a comprehensive solution for improving completion rates and learning outcomes in institutional contexts.</w:t>
+        <w:t>The platform addresses the fundamental gap in self-directed learning by providing structure, verification, and accountability mechanisms. Unlike existing solutions that either focus on administrative workflows or operate as closed catalogues, this system enables teachers to author tailored learning paths while maintaining visibility into how their students progress through those paths.</w:t>
       </w:r>
     </w:p>
     <w:p>
@@ -871,6 +999,14 @@
       </w:r>
     </w:p>
     <w:p>
+      <w:r>
+        <w:rPr>
+          <w:sz w:val="18"/>
+        </w:rPr>
+        <w:t>Synopsis – Academic Tracker</w:t>
+      </w:r>
+    </w:p>
+    <w:p>
       <w:pPr>
         <w:jc w:val="center"/>
       </w:pPr>
@@ -883,14 +1019,11 @@
       </w:r>
     </w:p>
     <w:p>
-      <w:pPr>
-        <w:spacing w:line="276" w:lineRule="auto"/>
-      </w:pPr>
       <w:r>
         <w:rPr>
           <w:sz w:val="22"/>
         </w:rPr>
-        <w:t>The volume of high-quality technical learning material available at no cost has never been greater. Documentation, lecture recordings, tutorial series and reference texts covering subjects such as data structures, operating systems and web development are freely accessible to any student with an internet connection. Despite this abundance, a large proportion of learners who begin studying a subject independently do not finish it. Analysis of a large sample of open online courses reports a median completion rate of only 12.6 percent, ranging from 0.7 percent to 52.1 percent across courses.</w:t>
+        <w:t>The volume of high-quality technical learning material available at no cost has never been greater. Documentation, lecture recordings, tutorial series and reference texts covering subjects such as data structures, operating systems and web development are freely accessible to any student with an internet connection. Despite this abundance, a large proportion of learners who begin studying a subject independently do not finish it. Analysis of a large sample of open online courses reports a median completion rate of only 12.6 percent.</w:t>
         <w:br/>
         <w:br/>
         <w:t>The pedagogical literature provides strong evidence that structured learning pathways, formative assessment, and feedback mechanisms significantly improve learning outcomes. Test-enhanced learning demonstrates that attempting retrieval tasks improves long-term retention. Active learning increases student performance in STEM disciplines. Gamification techniques, when applied thoughtfully to reward consistency rather than speed, sustain engagement over extended study periods.</w:t>
@@ -899,21 +1032,29 @@
         <w:t>Existing platforms address only parts of this gap:</w:t>
         <w:br/>
         <w:br/>
-        <w:t>• Institutional learning management systems (Moodle, Google Classroom) are built primarily around administrative workflows and track compliance rather than progression of understanding.</w:t>
+        <w:t>• Institutional learning management systems (Moodle, Google Classroom) track compliance rather than progression of understanding.</w:t>
         <w:br/>
         <w:br/>
-        <w:t>• General-purpose note and bookmark applications (Notion, Trello) impose no ordering or prerequisite relationships and provide no verification that material has been engaged with.</w:t>
+        <w:t>• General-purpose note and bookmark applications (Notion, Trello) impose no ordering or prerequisite relationships.</w:t>
         <w:br/>
         <w:br/>
-        <w:t>• Large open course platforms (Coursera, NPTEL) provide well-structured content but operate as closed catalogues; teachers cannot compose sequences tailored to their classes.</w:t>
+        <w:t>• Large open course platforms (Coursera, NPTEL) operate as closed catalogues; teachers cannot compose sequences tailored to their classes.</w:t>
         <w:br/>
         <w:br/>
-        <w:t>In every case, the person best placed to design a learning path for a group of students—their own teacher—has no tool that turns that path into something a student can follow and a teacher can observe. This project proposes a web-based learning progression platform that closes this gap.</w:t>
+        <w:t>In every case, the person best placed to design a learning path for a group of students—their own teacher—has no tool that turns that path into something a student can follow and a teacher can observe.</w:t>
       </w:r>
     </w:p>
     <w:p>
       <w:r>
         <w:br w:type="page"/>
+      </w:r>
+    </w:p>
+    <w:p>
+      <w:r>
+        <w:rPr>
+          <w:sz w:val="18"/>
+        </w:rPr>
+        <w:t>Synopsis – Academic Tracker</w:t>
       </w:r>
     </w:p>
     <w:p>
@@ -929,14 +1070,11 @@
       </w:r>
     </w:p>
     <w:p>
-      <w:pPr>
-        <w:spacing w:line="276" w:lineRule="auto"/>
-      </w:pPr>
       <w:r>
         <w:rPr>
           <w:sz w:val="22"/>
         </w:rPr>
-        <w:t>Manual learning progression tracking and course organization present significant challenges in educational institutions:</w:t>
+        <w:t>Manual learning progression tracking and course organization present significant challenges:</w:t>
         <w:br/>
         <w:br/>
         <w:t>• Topic decomposition into learnable sub-topics requires manual effort and lacks standardization.</w:t>
@@ -981,14 +1119,19 @@
         <w:br/>
         <w:br/>
         <w:t>• Sustaining student engagement through structured progression and feedback mechanisms.</w:t>
-        <w:br/>
-        <w:br/>
-        <w:t>The proposed Academic Tracker addresses this need by delivering a complete learning progression platform with teacher-authored structure, verified progress tracking, and instructor-facing analytics.</w:t>
       </w:r>
     </w:p>
     <w:p>
       <w:r>
         <w:br w:type="page"/>
+      </w:r>
+    </w:p>
+    <w:p>
+      <w:r>
+        <w:rPr>
+          <w:sz w:val="18"/>
+        </w:rPr>
+        <w:t>Synopsis – Academic Tracker</w:t>
       </w:r>
     </w:p>
     <w:p>
@@ -1006,15 +1149,6 @@
     <w:p>
       <w:r>
         <w:rPr>
-          <w:sz w:val="22"/>
-        </w:rPr>
-        <w:t>The primary objectives of the project are:</w:t>
-      </w:r>
-    </w:p>
-    <w:p/>
-    <w:p>
-      <w:r>
-        <w:rPr>
           <w:b/>
           <w:sz w:val="22"/>
         </w:rPr>
@@ -1023,14 +1157,13 @@
     </w:p>
     <w:p>
       <w:pPr>
-        <w:spacing w:line="276" w:lineRule="auto"/>
         <w:ind w:left="360"/>
       </w:pPr>
       <w:r>
         <w:rPr>
           <w:sz w:val="22"/>
         </w:rPr>
-        <w:t>Implement three distinct roles—student, teacher and administrator—with strictly separated capabilities. All accounts are provisioned by the administrator rather than through public registration, ensuring that a deployment remains scoped to a single verified institution and that teaching and enrolment privileges cannot be self-assigned.</w:t>
+        <w:t>Implement three distinct roles—student, teacher and administrator—with strictly separated capabilities. All accounts are provisioned by the administrator rather than through public registration, ensuring that a deployment remains scoped to a single verified institution.</w:t>
       </w:r>
     </w:p>
     <w:p>
@@ -1044,14 +1177,13 @@
     </w:p>
     <w:p>
       <w:pPr>
-        <w:spacing w:line="276" w:lineRule="auto"/>
         <w:ind w:left="360"/>
       </w:pPr>
       <w:r>
         <w:rPr>
           <w:sz w:val="22"/>
         </w:rPr>
-        <w:t>Enable teachers to compose a course as an ordered hierarchy of stages and sub-stages, attaching curated external resources such as documentation pages and video lectures to each sub-stage. Authoring supports drafting, publishing and subsequent revision of a course without disturbing the recorded progress of students already following it.</w:t>
+        <w:t>Enable teachers to compose a course as an ordered hierarchy of stages and sub-stages, attaching curated external resources such as documentation pages and video lectures to each sub-stage. Authoring supports drafting, publishing and subsequent revision.</w:t>
       </w:r>
     </w:p>
     <w:p>
@@ -1065,14 +1197,13 @@
     </w:p>
     <w:p>
       <w:pPr>
-        <w:spacing w:line="276" w:lineRule="auto"/>
         <w:ind w:left="360"/>
       </w:pPr>
       <w:r>
         <w:rPr>
           <w:sz w:val="22"/>
         </w:rPr>
-        <w:t>Maintain a persistent, per-student record of position within a course at sub-stage granularity. A sub-stage is marked complete only when its associated self-assessment has been attempted, so that recorded progress reflects genuine engagement rather than a checkbox the student has simply ticked.</w:t>
+        <w:t>Maintain a persistent, per-student record of position within a course at sub-stage granularity. A sub-stage is marked complete only when its associated self-assessment has been attempted, so that recorded progress reflects genuine engagement.</w:t>
       </w:r>
     </w:p>
     <w:p>
@@ -1086,14 +1217,13 @@
     </w:p>
     <w:p>
       <w:pPr>
-        <w:spacing w:line="276" w:lineRule="auto"/>
         <w:ind w:left="360"/>
       </w:pPr>
       <w:r>
         <w:rPr>
           <w:sz w:val="22"/>
         </w:rPr>
-        <w:t>Provide a short teacher-authored objective quiz at the close of each stage, presented as a knowledge checkpoint rather than a barrier. Attempting the quiz is required in order to progress, but the score obtained is not, allowing a student to identify weak areas and revisit material without being locked out of the course.</w:t>
+        <w:t>Provide a short teacher-authored objective quiz at the close of each stage, presented as a knowledge checkpoint rather than a barrier. Attempting the quiz is required in order to progress, but the score obtained is not.</w:t>
       </w:r>
     </w:p>
     <w:p>
@@ -1107,14 +1237,13 @@
     </w:p>
     <w:p>
       <w:pPr>
-        <w:spacing w:line="276" w:lineRule="auto"/>
         <w:ind w:left="360"/>
       </w:pPr>
       <w:r>
         <w:rPr>
           <w:sz w:val="22"/>
         </w:rPr>
-        <w:t>Aggregate individual progress and assessment data into a cohort view for the authoring teacher, reporting distribution of learners across stages, time spent per sub-stage relative to the cohort median, and the specific sub-stages at which the largest proportion of students stall or abandon the course.</w:t>
+        <w:t>Aggregate individual progress and assessment data into a cohort view for the authoring teacher, reporting distribution of learners across stages and specific sub-stages at which the largest proportion of students stall.</w:t>
       </w:r>
     </w:p>
     <w:p>
@@ -1128,14 +1257,13 @@
     </w:p>
     <w:p>
       <w:pPr>
-        <w:spacing w:line="276" w:lineRule="auto"/>
         <w:ind w:left="360"/>
       </w:pPr>
       <w:r>
         <w:rPr>
           <w:sz w:val="22"/>
         </w:rPr>
-        <w:t>Encourage continued participation through consistency-oriented metrics such as activity streaks and course-scoped leaderboards, deliberately weighted towards regularity of study rather than raw speed of completion, so that the mechanism rewards sustained effort instead of superficial progression.</w:t>
+        <w:t>Encourage continued participation through consistency-oriented metrics such as activity streaks and course-scoped leaderboards, deliberately weighted towards regularity of study rather than raw speed of completion.</w:t>
       </w:r>
     </w:p>
     <w:p>
@@ -1149,19 +1277,26 @@
     </w:p>
     <w:p>
       <w:pPr>
-        <w:spacing w:line="276" w:lineRule="auto"/>
         <w:ind w:left="360"/>
       </w:pPr>
       <w:r>
         <w:rPr>
           <w:sz w:val="22"/>
         </w:rPr>
-        <w:t>Periodically verify the reachability of every external resource referenced by a published course and flag unreachable links to the authoring teacher, preventing the gradual decay of curated material that undermines the long-term usefulness of link-based learning paths.</w:t>
+        <w:t>Periodically verify the reachability of every external resource referenced by a published course and flag unreachable links to the authoring teacher.</w:t>
       </w:r>
     </w:p>
     <w:p>
       <w:r>
         <w:br w:type="page"/>
+      </w:r>
+    </w:p>
+    <w:p>
+      <w:r>
+        <w:rPr>
+          <w:sz w:val="18"/>
+        </w:rPr>
+        <w:t>Synopsis – Academic Tracker</w:t>
       </w:r>
     </w:p>
     <w:p>
@@ -1181,33 +1316,37 @@
         <w:t>[INSERT ARCHITECTURE DIAGRAM HERE]</w:t>
       </w:r>
     </w:p>
-    <w:p/>
     <w:p>
-      <w:pPr>
-        <w:spacing w:line="276" w:lineRule="auto"/>
-      </w:pPr>
       <w:r>
         <w:rPr>
           <w:sz w:val="22"/>
         </w:rPr>
-        <w:t xml:space="preserve">The system follows a layered architecture in which each layer depends only on the layer directly beneath it, ensuring modularity, testability, and clear separation of concerns. </w:t>
+        <w:t>The system follows a layered architecture in which each layer depends only on the layer directly beneath it, ensuring modularity, testability, and clear separation of concerns.</w:t>
         <w:br/>
         <w:br/>
-        <w:t>The presentation layer exposes three role-specific interfaces—Student Portal, Teacher Console, and Administrator Console—rendered from a single client application. The API and security layer terminates every incoming request, establishes the identity and role of the caller through JWT token verification, and enforces the access scope permitted to that role before any business logic executes. This layer also implements request validation, schema enforcement, audit logging, and rate limiting.</w:t>
+        <w:t>The presentation layer exposes three role-specific interfaces—Student Portal, Teacher Console, and Administrator Console—rendered from a single client application. The API and security layer terminates every incoming request, establishes the identity and role of the caller through JWT token verification, and enforces the access scope permitted to that role.</w:t>
         <w:br/>
         <w:br/>
         <w:t>The application service layer contains independent services: Course Authoring, Progress Engine, Assessment Engine, Analytics Engine, Engagement and Leaderboard Service, Resource Health Monitor, and Identity and Provisioning Service. These services are decoupled and communicate through well-defined interfaces.</w:t>
         <w:br/>
         <w:br/>
-        <w:t>The data access layer isolates these services from the storage engine through object-relational mapping and guarantees transactional consistency. The data persistence layer holds the complete relational schema with tables for institutions, users, roles, courses, stages, sub-stages, resources, quizzes, progress records, and engagement metrics.</w:t>
+        <w:t>The data access layer isolates these services from the storage engine through object-relational mapping and guarantees transactional consistency. The data persistence layer holds the complete relational schema.</w:t>
         <w:br/>
         <w:br/>
-        <w:t>A separate scheduled job layer operates on a time trigger, performing background maintenance and aggregation independently of the request path. External dependencies such as curated web resources, transactional mail services, and cloud hosting infrastructure are accessed through well-defined interfaces.</w:t>
+        <w:t>A separate scheduled job layer operates on a time trigger, performing background maintenance and aggregation independently of the request path.</w:t>
       </w:r>
     </w:p>
     <w:p>
       <w:r>
         <w:br w:type="page"/>
+      </w:r>
+    </w:p>
+    <w:p>
+      <w:r>
+        <w:rPr>
+          <w:sz w:val="18"/>
+        </w:rPr>
+        <w:t>Synopsis – Academic Tracker</w:t>
       </w:r>
     </w:p>
     <w:p>
@@ -1233,14 +1372,13 @@
     </w:p>
     <w:p>
       <w:pPr>
-        <w:spacing w:line="276" w:lineRule="auto"/>
         <w:ind w:left="360"/>
       </w:pPr>
       <w:r>
         <w:rPr>
           <w:sz w:val="22"/>
         </w:rPr>
-        <w:t>This module governs who may enter the system and what each entrant is permitted to do. The administrator creates teacher and student accounts, which are then activated by the account holder through a secure activation link. The module issues and verifies signed session tokens (JWT) on each request and enforces capability boundaries between roles. It additionally supports account deactivation while preserving historical records.</w:t>
+        <w:t>This module governs who may enter the system. The administrator creates teacher and student accounts, which are then activated by the account holder. The module issues and verifies signed session tokens (JWT) on each request and enforces capability boundaries between roles.</w:t>
       </w:r>
     </w:p>
     <w:p>
@@ -1254,14 +1392,13 @@
     </w:p>
     <w:p>
       <w:pPr>
-        <w:spacing w:line="276" w:lineRule="auto"/>
         <w:ind w:left="360"/>
       </w:pPr>
       <w:r>
         <w:rPr>
           <w:sz w:val="22"/>
         </w:rPr>
-        <w:t>Teachers compose a course as an ordered hierarchy of stages and sub-stages, attaching curated external resources with descriptive notes to each sub-stage. Courses exist in draft state visible only to the author and become available to students on publication. The module manages revision of published courses, retaining the structure students follow so that teacher edits do not invalidate existing progress.</w:t>
+        <w:t>Teachers compose a course as an ordered hierarchy of stages and sub-stages, attaching curated external resources. Courses exist in draft state visible only to the author and become available to students on publication. The module manages revision of published courses while retaining student progress.</w:t>
       </w:r>
     </w:p>
     <w:p>
@@ -1275,14 +1412,13 @@
     </w:p>
     <w:p>
       <w:pPr>
-        <w:spacing w:line="276" w:lineRule="auto"/>
         <w:ind w:left="360"/>
       </w:pPr>
       <w:r>
         <w:rPr>
           <w:sz w:val="22"/>
         </w:rPr>
-        <w:t>This module maintains the authoritative record of each learner's position within every course they follow. Progress is stored at sub-stage granularity, capturing state, opening time, and completion time. Completion of a stage is recognized only once its closing self-assessment has been attempted, preventing progress recording for material merely opened.</w:t>
+        <w:t>This module maintains the authoritative record of each learner's position within courses. Progress is stored at sub-stage granularity. Completion of a stage is recognized only once its closing self-assessment has been attempted.</w:t>
       </w:r>
     </w:p>
     <w:p>
@@ -1296,14 +1432,13 @@
     </w:p>
     <w:p>
       <w:pPr>
-        <w:spacing w:line="276" w:lineRule="auto"/>
         <w:ind w:left="360"/>
       </w:pPr>
       <w:r>
         <w:rPr>
           <w:sz w:val="22"/>
         </w:rPr>
-        <w:t>Teachers author questions, options and correct responses through the teacher console. The module evaluates student submissions automatically on completion, persisting every attempt with per-question outcome. Students can review incorrect responses and revisit corresponding material. The assessment functions as a checkpoint rather than a gate: attempting it is required but the score achieved does not restrict advancement.</w:t>
+        <w:t>Teachers author questions through the teacher console. The module evaluates student submissions automatically, persisting every attempt with per-question outcome. Students can review incorrect responses and revisit corresponding material. The assessment functions as a checkpoint rather than a gate.</w:t>
       </w:r>
     </w:p>
     <w:p>
@@ -1317,14 +1452,13 @@
     </w:p>
     <w:p>
       <w:pPr>
-        <w:spacing w:line="276" w:lineRule="auto"/>
         <w:ind w:left="360"/>
       </w:pPr>
       <w:r>
         <w:rPr>
           <w:sz w:val="22"/>
         </w:rPr>
-        <w:t>This module transforms raw progress and assessment records into an interpretable view for teachers. It reports student distribution across course stages, median and outlier time spent per sub-stage, and incorrect answer rates. It identifies bottleneck points—specific sub-stages where the largest proportion of the cohort slows down or abandons the course—enabling precise instructional intervention.</w:t>
+        <w:t>This module transforms raw progress and assessment records into an interpretable view for teachers. It reports student distribution across stages, median time spent per sub-stage, and incorrect answer rates. It identifies bottleneck points.</w:t>
       </w:r>
     </w:p>
     <w:p>
@@ -1338,14 +1472,13 @@
     </w:p>
     <w:p>
       <w:pPr>
-        <w:spacing w:line="276" w:lineRule="auto"/>
         <w:ind w:left="360"/>
       </w:pPr>
       <w:r>
         <w:rPr>
           <w:sz w:val="22"/>
         </w:rPr>
-        <w:t>This module maintains per-student activity streaks reflecting consecutive days of meaningful progress, derives consistency scores weighted towards regularity, and publishes course-scoped leaderboards so students compare only against peers following the same material. The weighting discourages superficial advancement since rankings reward studying material rather than moving through it quickly.</w:t>
+        <w:t>This module maintains per-student activity streaks, derives consistency scores weighted towards regularity, and publishes course-scoped leaderboards. The weighting discourages superficial advancement.</w:t>
       </w:r>
     </w:p>
     <w:p>
@@ -1359,19 +1492,26 @@
     </w:p>
     <w:p>
       <w:pPr>
-        <w:spacing w:line="276" w:lineRule="auto"/>
         <w:ind w:left="360"/>
       </w:pPr>
       <w:r>
         <w:rPr>
           <w:sz w:val="22"/>
         </w:rPr>
-        <w:t>This module executes time-triggered background work. It periodically issues reachability checks against every external resource referenced by published courses and flags those that no longer respond, alerting teachers so material does not silently decay. The same scheduler recomputes engagement metrics and analytics outside the request path to keep interactive interfaces responsive, and dispatches notifications covering account provisioning and inactivity alerts.</w:t>
+        <w:t>This module executes time-triggered background work, issues reachability checks against external resources, flags unreachable links, and dispatches notifications covering account provisioning and inactivity alerts.</w:t>
       </w:r>
     </w:p>
     <w:p>
       <w:r>
         <w:br w:type="page"/>
+      </w:r>
+    </w:p>
+    <w:p>
+      <w:r>
+        <w:rPr>
+          <w:sz w:val="18"/>
+        </w:rPr>
+        <w:t>Synopsis – Academic Tracker</w:t>
       </w:r>
     </w:p>
     <w:p>
@@ -1389,78 +1529,80 @@
     <w:p>
       <w:pPr>
         <w:pStyle w:val="ListBullet"/>
-        <w:spacing w:line="276" w:lineRule="auto"/>
       </w:pPr>
       <w:r>
         <w:rPr>
           <w:sz w:val="22"/>
         </w:rPr>
-        <w:t>A deployable multi-role web application supporting three distinct roles, in which a teacher can author and publish a complete structured course and a student can follow it end to end with progress persisted across sessions and devices.</w:t>
+        <w:t>A deployable multi-role web application supporting three distinct roles, in which a teacher can author and publish a complete structured course.</w:t>
       </w:r>
     </w:p>
     <w:p>
       <w:pPr>
         <w:pStyle w:val="ListBullet"/>
-        <w:spacing w:line="276" w:lineRule="auto"/>
       </w:pPr>
       <w:r>
         <w:rPr>
           <w:sz w:val="22"/>
         </w:rPr>
-        <w:t>Verified rather than self-declared progress records, where advancement is tied to an attempted assessment, producing a record of learner position that is meaningfully more reliable than a manually maintained checklist.</w:t>
+        <w:t>Verified rather than self-declared progress records, where advancement is tied to an attempted assessment.</w:t>
       </w:r>
     </w:p>
     <w:p>
       <w:pPr>
         <w:pStyle w:val="ListBullet"/>
-        <w:spacing w:line="276" w:lineRule="auto"/>
       </w:pPr>
       <w:r>
         <w:rPr>
           <w:sz w:val="22"/>
         </w:rPr>
-        <w:t>Actionable cohort insight for teachers, identifying the specific sub-stages at which a class is stalling, allowing instructional intervention to be directed at concrete points of difficulty instead of general completion statistics.</w:t>
+        <w:t>Actionable cohort insight for teachers, identifying the specific sub-stages at which a class is stalling.</w:t>
       </w:r>
     </w:p>
     <w:p>
       <w:pPr>
         <w:pStyle w:val="ListBullet"/>
-        <w:spacing w:line="276" w:lineRule="auto"/>
       </w:pPr>
       <w:r>
         <w:rPr>
           <w:sz w:val="22"/>
         </w:rPr>
-        <w:t>Measurable improvement in course continuation, demonstrated over a trial cohort within the institution, showing that structured progression combined with checkpoint assessment and engagement feedback sustains participation further into a course than unstructured self-study.</w:t>
+        <w:t>Measurable improvement in course continuation, demonstrating that structured progression combined with checkpoint assessment sustains participation.</w:t>
       </w:r>
     </w:p>
     <w:p>
       <w:pPr>
         <w:pStyle w:val="ListBullet"/>
-        <w:spacing w:line="276" w:lineRule="auto"/>
       </w:pPr>
       <w:r>
         <w:rPr>
           <w:sz w:val="22"/>
         </w:rPr>
-        <w:t>A reusable, subject-independent course model verified by populating the platform with courses in distinct domains such as data structures, operating systems and web development.</w:t>
+        <w:t>A reusable, subject-independent course model verified by populating the platform with courses in distinct domains.</w:t>
       </w:r>
     </w:p>
     <w:p>
       <w:pPr>
         <w:pStyle w:val="ListBullet"/>
-        <w:spacing w:line="276" w:lineRule="auto"/>
       </w:pPr>
       <w:r>
         <w:rPr>
           <w:sz w:val="22"/>
         </w:rPr>
-        <w:t>A foundation for institutional deployment with an administrator-provisioned, institution-scoped design that can be adopted by a school or college as a self-contained instance, establishing a practical basis for extension beyond the scope of this project.</w:t>
+        <w:t>A foundation for institutional deployment establishing a practical basis for adoption by a school or college.</w:t>
       </w:r>
     </w:p>
     <w:p>
       <w:r>
         <w:br w:type="page"/>
+      </w:r>
+    </w:p>
+    <w:p>
+      <w:r>
+        <w:rPr>
+          <w:sz w:val="18"/>
+        </w:rPr>
+        <w:t>Synopsis – Academic Tracker</w:t>
       </w:r>
     </w:p>
     <w:p>
@@ -1472,41 +1614,10 @@
           <w:b/>
           <w:sz w:val="24"/>
         </w:rPr>
-        <w:t>8. SYSTEM DESIGN CONSIDERATIONS</w:t>
+        <w:t>8. REFERENCES</w:t>
       </w:r>
     </w:p>
     <w:p>
-      <w:pPr>
-        <w:spacing w:line="276" w:lineRule="auto"/>
-      </w:pPr>
-      <w:r>
-        <w:rPr>
-          <w:sz w:val="22"/>
-        </w:rPr>
-        <w:t>This platform prioritizes institution-scoped deployment over multi-tenancy, ensuring that each deployment is a self-contained instance with its own database and no cross-institutional data sharing. This simplifies compliance with institutional data policies and eliminates complexity of tenant isolation at scale. All user accounts are provisioned by institutional administrators, creating a verification step that ensures only legitimate institution members participate.</w:t>
-        <w:br/>
-        <w:br/>
-        <w:t>The progression model ties advancement to attempted assessment rather than self-declaration, grounding progress records in verifiable learner action. The analytics system computes cohort-level aggregates outside the request path to ensure instructor dashboards remain responsive even as enrollments grow. The engagement metrics are deliberately weighted to reward regularity over speed, aligning with educational research on sustainable learning and deep understanding rather than superficial completion.</w:t>
-      </w:r>
-    </w:p>
-    <w:p/>
-    <w:p/>
-    <w:p>
-      <w:pPr>
-        <w:jc w:val="center"/>
-      </w:pPr>
-      <w:r>
-        <w:rPr>
-          <w:b/>
-          <w:sz w:val="24"/>
-        </w:rPr>
-        <w:t>9. REFERENCES</w:t>
-      </w:r>
-    </w:p>
-    <w:p>
-      <w:pPr>
-        <w:spacing w:line="276" w:lineRule="auto"/>
-      </w:pPr>
       <w:r>
         <w:rPr>
           <w:sz w:val="22"/>
@@ -1515,9 +1626,6 @@
       </w:r>
     </w:p>
     <w:p>
-      <w:pPr>
-        <w:spacing w:line="276" w:lineRule="auto"/>
-      </w:pPr>
       <w:r>
         <w:rPr>
           <w:sz w:val="22"/>
@@ -1526,9 +1634,6 @@
       </w:r>
     </w:p>
     <w:p>
-      <w:pPr>
-        <w:spacing w:line="276" w:lineRule="auto"/>
-      </w:pPr>
       <w:r>
         <w:rPr>
           <w:sz w:val="22"/>
@@ -1537,9 +1642,6 @@
       </w:r>
     </w:p>
     <w:p>
-      <w:pPr>
-        <w:spacing w:line="276" w:lineRule="auto"/>
-      </w:pPr>
       <w:r>
         <w:rPr>
           <w:sz w:val="22"/>
@@ -1548,9 +1650,6 @@
       </w:r>
     </w:p>
     <w:p>
-      <w:pPr>
-        <w:spacing w:line="276" w:lineRule="auto"/>
-      </w:pPr>
       <w:r>
         <w:rPr>
           <w:sz w:val="22"/>
@@ -1559,18 +1658,14 @@
       </w:r>
     </w:p>
     <w:p>
-      <w:pPr>
-        <w:spacing w:line="276" w:lineRule="auto"/>
-      </w:pPr>
       <w:r>
         <w:rPr>
           <w:sz w:val="22"/>
         </w:rPr>
-        <w:t>[6] J. Hamari, J. Koivisto, and H. Sarsa, "Does gamification work? — A literature review of empirical studies on gamification," in Proc. 47th Hawaii Int. Conf. Syst. Sci. (HICSS), Waikoloa, HI, USA, Jan. 2014, pp. 3025–3034.</w:t>
+        <w:t>[6] J. Hamari, J. Koivisto, and H. Sarsa, "Does gamification work? — A literature review of empirical studies on gamification," in Proc. 47th Hawaii Int. Conf. Syst. Sci. (HICSS), Jan. 2014, pp. 3025–3034.</w:t>
       </w:r>
     </w:p>
     <w:sectPr>
-      <w:headerReference w:type="default" r:id="rId9"/>
       <w:pgSz w:w="12240" w:h="15840"/>
       <w:pgMar w:top="1080" w:right="1440" w:bottom="1080" w:left="1440" w:header="720" w:footer="720" w:gutter="0"/>
       <w:cols w:space="720"/>
@@ -1578,23 +1673,6 @@
     </w:sectPr>
   </w:body>
 </w:document>
-</file>
-
-<file path=word/header1.xml><?xml version="1.0" encoding="utf-8"?>
-<w:hdr xmlns:m="http://schemas.openxmlformats.org/officeDocument/2006/math" xmlns:mc="http://schemas.openxmlformats.org/markup-compatibility/2006" xmlns:mo="http://schemas.microsoft.com/office/mac/office/2008/main" xmlns:mv="urn:schemas-microsoft-com:mac:vml" xmlns:o="urn:schemas-microsoft-com:office:office" xmlns:r="http://schemas.openxmlformats.org/officeDocument/2006/relationships" xmlns:v="urn:schemas-microsoft-com:vml" xmlns:w10="urn:schemas-microsoft-com:office:word" xmlns:w14="http://schemas.microsoft.com/office/word/2010/wordml" xmlns:w="http://schemas.openxmlformats.org/wordprocessingml/2006/main" xmlns:wne="http://schemas.microsoft.com/office/word/2006/wordml" xmlns:wp14="http://schemas.microsoft.com/office/word/2010/wordprocessingDrawing" xmlns:wp="http://schemas.openxmlformats.org/drawingml/2006/wordprocessingDrawing" xmlns:wpc="http://schemas.microsoft.com/office/word/2010/wordprocessingCanvas" xmlns:wpg="http://schemas.microsoft.com/office/word/2010/wordprocessingGroup" xmlns:wpi="http://schemas.microsoft.com/office/word/2010/wordprocessingInk" xmlns:wps="http://schemas.microsoft.com/office/word/2010/wordprocessingShape" mc:Ignorable="w14 wp14">
-  <w:p>
-    <w:pPr>
-      <w:pStyle w:val="Header"/>
-      <w:spacing w:after="120"/>
-    </w:pPr>
-    <w:r>
-      <w:rPr>
-        <w:sz w:val="18"/>
-      </w:rPr>
-      <w:t>Synopsis – Academic Tracker</w:t>
-    </w:r>
-  </w:p>
-</w:hdr>
 </file>
 
 <file path=word/numbering.xml><?xml version="1.0" encoding="utf-8"?>
